--- a/yarncommand.docx
+++ b/yarncommand.docx
@@ -37,7 +37,16 @@
           <w:rFonts w:hint="eastAsia"/>
           <w:lang w:val="en-US" w:eastAsia="zh-CN"/>
         </w:rPr>
-        <w:t>首先，所有命令的写法都是：&lt;&lt;命令名称 参数 参数&gt;&gt;</w:t>
+        <w:t>首先，所有命令的写法都是：&lt;&lt;命令名称 参数 参数&gt;&gt;。</w:t>
+      </w:r>
+      <w:bookmarkStart w:id="0" w:name="_GoBack"/>
+      <w:bookmarkEnd w:id="0"/>
+      <w:r>
+        <w:rPr>
+          <w:rFonts w:hint="eastAsia"/>
+          <w:lang w:val="en-US" w:eastAsia="zh-CN"/>
+        </w:rPr>
+        <w:t>其次，注意区分大小写。</w:t>
       </w:r>
     </w:p>
     <w:p>
@@ -77,6 +86,7 @@
     <w:p>
       <w:pPr>
         <w:numPr>
+          <w:ilvl w:val="0"/>
           <w:numId w:val="0"/>
         </w:numPr>
         <w:rPr>
@@ -109,6 +119,7 @@
     <w:p>
       <w:pPr>
         <w:numPr>
+          <w:ilvl w:val="0"/>
           <w:numId w:val="0"/>
         </w:numPr>
         <w:rPr>
@@ -127,6 +138,7 @@
     <w:p>
       <w:pPr>
         <w:numPr>
+          <w:ilvl w:val="0"/>
           <w:numId w:val="0"/>
         </w:numPr>
         <w:rPr>
@@ -145,6 +157,7 @@
     <w:p>
       <w:pPr>
         <w:numPr>
+          <w:ilvl w:val="0"/>
           <w:numId w:val="0"/>
         </w:numPr>
         <w:rPr>
@@ -191,6 +204,7 @@
     <w:p>
       <w:pPr>
         <w:numPr>
+          <w:ilvl w:val="0"/>
           <w:numId w:val="0"/>
         </w:numPr>
         <w:ind w:leftChars="0"/>
@@ -253,6 +267,7 @@
     </w:p>
     <w:tbl>
       <w:tblPr>
+        <w:tblStyle w:val="2"/>
         <w:tblW w:w="0" w:type="dxa"/>
         <w:tblInd w:w="0" w:type="dxa"/>
         <w:tblBorders>
@@ -263,7 +278,7 @@
           <w:insideH w:val="none" w:color="auto" w:sz="0" w:space="0"/>
           <w:insideV w:val="none" w:color="auto" w:sz="0" w:space="0"/>
         </w:tblBorders>
-        <w:shd w:val="clear"/>
+        <w:shd w:val="clear" w:color="auto" w:fill="auto"/>
         <w:tblLayout w:type="autofit"/>
         <w:tblCellMar>
           <w:top w:w="15" w:type="dxa"/>
@@ -285,7 +300,13 @@
             <w:insideH w:val="none" w:color="auto" w:sz="0" w:space="0"/>
             <w:insideV w:val="none" w:color="auto" w:sz="0" w:space="0"/>
           </w:tblBorders>
-          <w:shd w:val="clear"/>
+          <w:shd w:val="clear" w:color="auto" w:fill="auto"/>
+          <w:tblCellMar>
+            <w:top w:w="15" w:type="dxa"/>
+            <w:left w:w="15" w:type="dxa"/>
+            <w:bottom w:w="15" w:type="dxa"/>
+            <w:right w:w="15" w:type="dxa"/>
+          </w:tblCellMar>
         </w:tblPrEx>
         <w:trPr>
           <w:trHeight w:val="240" w:hRule="atLeast"/>
@@ -293,7 +314,7 @@
         <w:tc>
           <w:tcPr>
             <w:tcW w:w="1010" w:type="dxa"/>
-            <w:shd w:val="clear"/>
+            <w:shd w:val="clear" w:color="auto" w:fill="auto"/>
             <w:noWrap/>
             <w:vAlign w:val="center"/>
           </w:tcPr>
@@ -350,7 +371,7 @@
         <w:tc>
           <w:tcPr>
             <w:tcW w:w="1010" w:type="dxa"/>
-            <w:shd w:val="clear"/>
+            <w:shd w:val="clear" w:color="auto" w:fill="auto"/>
             <w:noWrap/>
             <w:vAlign w:val="center"/>
           </w:tcPr>
@@ -394,7 +415,6 @@
             <w:insideH w:val="none" w:color="auto" w:sz="0" w:space="0"/>
             <w:insideV w:val="none" w:color="auto" w:sz="0" w:space="0"/>
           </w:tblBorders>
-          <w:shd w:val="clear"/>
           <w:tblCellMar>
             <w:top w:w="15" w:type="dxa"/>
             <w:left w:w="15" w:type="dxa"/>
@@ -408,7 +428,7 @@
         <w:tc>
           <w:tcPr>
             <w:tcW w:w="1010" w:type="dxa"/>
-            <w:shd w:val="clear"/>
+            <w:shd w:val="clear" w:color="auto" w:fill="auto"/>
             <w:noWrap/>
             <w:vAlign w:val="center"/>
           </w:tcPr>
@@ -452,7 +472,7 @@
             <w:insideH w:val="none" w:color="auto" w:sz="0" w:space="0"/>
             <w:insideV w:val="none" w:color="auto" w:sz="0" w:space="0"/>
           </w:tblBorders>
-          <w:shd w:val="clear"/>
+          <w:shd w:val="clear" w:color="auto" w:fill="auto"/>
           <w:tblCellMar>
             <w:top w:w="15" w:type="dxa"/>
             <w:left w:w="15" w:type="dxa"/>
@@ -466,7 +486,7 @@
         <w:tc>
           <w:tcPr>
             <w:tcW w:w="1010" w:type="dxa"/>
-            <w:shd w:val="clear"/>
+            <w:shd w:val="clear" w:color="auto" w:fill="auto"/>
             <w:noWrap/>
             <w:vAlign w:val="center"/>
           </w:tcPr>
@@ -510,6 +530,7 @@
             <w:insideH w:val="none" w:color="auto" w:sz="0" w:space="0"/>
             <w:insideV w:val="none" w:color="auto" w:sz="0" w:space="0"/>
           </w:tblBorders>
+          <w:shd w:val="clear" w:color="auto" w:fill="auto"/>
           <w:tblCellMar>
             <w:top w:w="15" w:type="dxa"/>
             <w:left w:w="15" w:type="dxa"/>
@@ -523,7 +544,7 @@
         <w:tc>
           <w:tcPr>
             <w:tcW w:w="1010" w:type="dxa"/>
-            <w:shd w:val="clear"/>
+            <w:shd w:val="clear" w:color="auto" w:fill="auto"/>
             <w:noWrap/>
             <w:vAlign w:val="center"/>
           </w:tcPr>
@@ -567,6 +588,7 @@
             <w:insideH w:val="none" w:color="auto" w:sz="0" w:space="0"/>
             <w:insideV w:val="none" w:color="auto" w:sz="0" w:space="0"/>
           </w:tblBorders>
+          <w:shd w:val="clear" w:color="auto" w:fill="auto"/>
           <w:tblCellMar>
             <w:top w:w="15" w:type="dxa"/>
             <w:left w:w="15" w:type="dxa"/>
@@ -580,7 +602,7 @@
         <w:tc>
           <w:tcPr>
             <w:tcW w:w="1010" w:type="dxa"/>
-            <w:shd w:val="clear"/>
+            <w:shd w:val="clear" w:color="auto" w:fill="auto"/>
             <w:noWrap/>
             <w:vAlign w:val="center"/>
           </w:tcPr>
@@ -624,6 +646,7 @@
             <w:insideH w:val="none" w:color="auto" w:sz="0" w:space="0"/>
             <w:insideV w:val="none" w:color="auto" w:sz="0" w:space="0"/>
           </w:tblBorders>
+          <w:shd w:val="clear" w:color="auto" w:fill="auto"/>
           <w:tblCellMar>
             <w:top w:w="15" w:type="dxa"/>
             <w:left w:w="15" w:type="dxa"/>
@@ -637,7 +660,7 @@
         <w:tc>
           <w:tcPr>
             <w:tcW w:w="1010" w:type="dxa"/>
-            <w:shd w:val="clear"/>
+            <w:shd w:val="clear" w:color="auto" w:fill="auto"/>
             <w:noWrap/>
             <w:vAlign w:val="center"/>
           </w:tcPr>
@@ -744,22 +767,22 @@
           <w:rFonts w:hint="eastAsia"/>
           <w:lang w:val="en-US" w:eastAsia="zh-CN"/>
         </w:rPr>
-        <w:t>, 人物名称&gt;&gt;</w:t>
-      </w:r>
-    </w:p>
-    <w:p>
-      <w:pPr>
-        <w:rPr>
-          <w:rFonts w:hint="eastAsia"/>
-          <w:lang w:val="en-US" w:eastAsia="zh-CN"/>
-        </w:rPr>
-      </w:pPr>
-      <w:r>
-        <w:rPr>
-          <w:rFonts w:hint="eastAsia"/>
-          <w:lang w:val="en-US" w:eastAsia="zh-CN"/>
-        </w:rPr>
-        <w:t>这里的人物名称是你要把立绘切换成的人物的名称。我们默认主角之外的人物立绘出现在同一侧。</w:t>
+        <w:t>, 人物名称, 差分类型&gt;&gt;</w:t>
+      </w:r>
+    </w:p>
+    <w:p>
+      <w:pPr>
+        <w:rPr>
+          <w:rFonts w:hint="default"/>
+          <w:lang w:val="en-US" w:eastAsia="zh-CN"/>
+        </w:rPr>
+      </w:pPr>
+      <w:r>
+        <w:rPr>
+          <w:rFonts w:hint="eastAsia"/>
+          <w:lang w:val="en-US" w:eastAsia="zh-CN"/>
+        </w:rPr>
+        <w:t>这里的人物名称是你要把立绘切换成的人物的名称。如果你要切换左侧，就写Player；如果要切换右侧，就写Character。差分类型的含义和用法参见命令2</w:t>
       </w:r>
     </w:p>
     <w:p>
@@ -808,6 +831,7 @@
     <w:p>
       <w:pPr>
         <w:numPr>
+          <w:ilvl w:val="0"/>
           <w:numId w:val="0"/>
         </w:numPr>
         <w:ind w:leftChars="0"/>
@@ -841,7 +865,7 @@
     <w:p>
       <w:pPr>
         <w:rPr>
-          <w:rFonts w:hint="default"/>
+          <w:rFonts w:hint="eastAsia"/>
           <w:lang w:val="en-US" w:eastAsia="zh-CN"/>
         </w:rPr>
       </w:pPr>
@@ -852,8 +876,134 @@
         </w:rPr>
         <w:t>参数外面还是要包裹英文双引号。</w:t>
       </w:r>
-      <w:bookmarkStart w:id="0" w:name="_GoBack"/>
-      <w:bookmarkEnd w:id="0"/>
+    </w:p>
+    <w:p>
+      <w:pPr>
+        <w:rPr>
+          <w:rFonts w:hint="eastAsia"/>
+          <w:lang w:val="en-US" w:eastAsia="zh-CN"/>
+        </w:rPr>
+      </w:pPr>
+    </w:p>
+    <w:p>
+      <w:pPr>
+        <w:numPr>
+          <w:ilvl w:val="0"/>
+          <w:numId w:val="1"/>
+        </w:numPr>
+        <w:ind w:left="0" w:leftChars="0" w:firstLine="0" w:firstLineChars="0"/>
+        <w:rPr>
+          <w:rFonts w:hint="default"/>
+          <w:lang w:val="en-US" w:eastAsia="zh-CN"/>
+        </w:rPr>
+      </w:pPr>
+      <w:r>
+        <w:rPr>
+          <w:rFonts w:hint="eastAsia"/>
+          <w:lang w:val="en-US" w:eastAsia="zh-CN"/>
+        </w:rPr>
+        <w:t>play_bgm， 播放bgm</w:t>
+      </w:r>
+    </w:p>
+    <w:p>
+      <w:pPr>
+        <w:numPr>
+          <w:numId w:val="0"/>
+        </w:numPr>
+        <w:ind w:leftChars="0"/>
+        <w:rPr>
+          <w:rFonts w:hint="eastAsia"/>
+          <w:lang w:val="en-US" w:eastAsia="zh-CN"/>
+        </w:rPr>
+      </w:pPr>
+      <w:r>
+        <w:rPr>
+          <w:rFonts w:hint="eastAsia"/>
+          <w:lang w:val="en-US" w:eastAsia="zh-CN"/>
+        </w:rPr>
+        <w:t>写法：&lt;&lt;play_bgm 背景音乐的名称&gt;&gt;</w:t>
+      </w:r>
+    </w:p>
+    <w:p>
+      <w:pPr>
+        <w:rPr>
+          <w:rFonts w:hint="eastAsia"/>
+          <w:lang w:val="en-US" w:eastAsia="zh-CN"/>
+        </w:rPr>
+      </w:pPr>
+      <w:r>
+        <w:rPr>
+          <w:rFonts w:hint="eastAsia"/>
+          <w:lang w:val="en-US" w:eastAsia="zh-CN"/>
+        </w:rPr>
+        <w:t>参数外面还是要包裹英文双引号。</w:t>
+      </w:r>
+    </w:p>
+    <w:p>
+      <w:pPr>
+        <w:numPr>
+          <w:numId w:val="0"/>
+        </w:numPr>
+        <w:ind w:leftChars="0"/>
+        <w:rPr>
+          <w:rFonts w:hint="default"/>
+          <w:lang w:val="en-US" w:eastAsia="zh-CN"/>
+        </w:rPr>
+      </w:pPr>
+    </w:p>
+    <w:p>
+      <w:pPr>
+        <w:numPr>
+          <w:ilvl w:val="0"/>
+          <w:numId w:val="1"/>
+        </w:numPr>
+        <w:ind w:left="0" w:leftChars="0" w:firstLine="0" w:firstLineChars="0"/>
+        <w:rPr>
+          <w:rFonts w:hint="default"/>
+          <w:lang w:val="en-US" w:eastAsia="zh-CN"/>
+        </w:rPr>
+      </w:pPr>
+      <w:r>
+        <w:rPr>
+          <w:rFonts w:hint="eastAsia"/>
+          <w:lang w:val="en-US" w:eastAsia="zh-CN"/>
+        </w:rPr>
+        <w:t>play_whitenoise</w:t>
+      </w:r>
+    </w:p>
+    <w:p>
+      <w:pPr>
+        <w:numPr>
+          <w:numId w:val="0"/>
+        </w:numPr>
+        <w:ind w:leftChars="0"/>
+        <w:rPr>
+          <w:rFonts w:hint="eastAsia"/>
+          <w:lang w:val="en-US" w:eastAsia="zh-CN"/>
+        </w:rPr>
+      </w:pPr>
+      <w:r>
+        <w:rPr>
+          <w:rFonts w:hint="eastAsia"/>
+          <w:lang w:val="en-US" w:eastAsia="zh-CN"/>
+        </w:rPr>
+        <w:t>写法：&lt;&lt;play_whitenoise 白噪音名称&gt;&gt;</w:t>
+      </w:r>
+    </w:p>
+    <w:p>
+      <w:pPr>
+        <w:rPr>
+          <w:rFonts w:hint="default"/>
+          <w:lang w:val="en-US" w:eastAsia="zh-CN"/>
+        </w:rPr>
+      </w:pPr>
+      <w:r>
+        <w:rPr>
+          <w:rFonts w:hint="eastAsia"/>
+          <w:lang w:val="en-US" w:eastAsia="zh-CN"/>
+        </w:rPr>
+        <w:t>参数外面还是要包裹英文双引号。</w:t>
+      </w:r>
     </w:p>
     <w:sectPr>
       <w:pgSz w:w="11906" w:h="16838"/>

--- a/yarncommand.docx
+++ b/yarncommand.docx
@@ -37,16 +37,7 @@
           <w:rFonts w:hint="eastAsia"/>
           <w:lang w:val="en-US" w:eastAsia="zh-CN"/>
         </w:rPr>
-        <w:t>首先，所有命令的写法都是：&lt;&lt;命令名称 参数 参数&gt;&gt;。</w:t>
-      </w:r>
-      <w:bookmarkStart w:id="0" w:name="_GoBack"/>
-      <w:bookmarkEnd w:id="0"/>
-      <w:r>
-        <w:rPr>
-          <w:rFonts w:hint="eastAsia"/>
-          <w:lang w:val="en-US" w:eastAsia="zh-CN"/>
-        </w:rPr>
-        <w:t>其次，注意区分大小写。</w:t>
+        <w:t>首先，所有命令的写法都是：&lt;&lt;命令名称 参数 参数&gt;&gt;。其次，注意区分大小写。</w:t>
       </w:r>
     </w:p>
     <w:p>
@@ -415,6 +406,7 @@
             <w:insideH w:val="none" w:color="auto" w:sz="0" w:space="0"/>
             <w:insideV w:val="none" w:color="auto" w:sz="0" w:space="0"/>
           </w:tblBorders>
+          <w:shd w:val="clear" w:color="auto" w:fill="auto"/>
           <w:tblCellMar>
             <w:top w:w="15" w:type="dxa"/>
             <w:left w:w="15" w:type="dxa"/>
@@ -472,7 +464,6 @@
             <w:insideH w:val="none" w:color="auto" w:sz="0" w:space="0"/>
             <w:insideV w:val="none" w:color="auto" w:sz="0" w:space="0"/>
           </w:tblBorders>
-          <w:shd w:val="clear" w:color="auto" w:fill="auto"/>
           <w:tblCellMar>
             <w:top w:w="15" w:type="dxa"/>
             <w:left w:w="15" w:type="dxa"/>
@@ -530,7 +521,6 @@
             <w:insideH w:val="none" w:color="auto" w:sz="0" w:space="0"/>
             <w:insideV w:val="none" w:color="auto" w:sz="0" w:space="0"/>
           </w:tblBorders>
-          <w:shd w:val="clear" w:color="auto" w:fill="auto"/>
           <w:tblCellMar>
             <w:top w:w="15" w:type="dxa"/>
             <w:left w:w="15" w:type="dxa"/>
@@ -646,7 +636,6 @@
             <w:insideH w:val="none" w:color="auto" w:sz="0" w:space="0"/>
             <w:insideV w:val="none" w:color="auto" w:sz="0" w:space="0"/>
           </w:tblBorders>
-          <w:shd w:val="clear" w:color="auto" w:fill="auto"/>
           <w:tblCellMar>
             <w:top w:w="15" w:type="dxa"/>
             <w:left w:w="15" w:type="dxa"/>
@@ -836,7 +825,7 @@
         </w:numPr>
         <w:ind w:leftChars="0"/>
         <w:rPr>
-          <w:rFonts w:hint="eastAsia"/>
+          <w:rFonts w:hint="default"/>
           <w:lang w:val="en-US" w:eastAsia="zh-CN"/>
         </w:rPr>
       </w:pPr>
@@ -908,6 +897,7 @@
     <w:p>
       <w:pPr>
         <w:numPr>
+          <w:ilvl w:val="0"/>
           <w:numId w:val="0"/>
         </w:numPr>
         <w:ind w:leftChars="0"/>
@@ -921,7 +911,164 @@
           <w:rFonts w:hint="eastAsia"/>
           <w:lang w:val="en-US" w:eastAsia="zh-CN"/>
         </w:rPr>
-        <w:t>写法：&lt;&lt;play_bgm 背景音乐的名称&gt;&gt;</w:t>
+        <w:t>写法：&lt;&lt;play_bgm 背景音乐的路径&gt;&gt;</w:t>
+      </w:r>
+    </w:p>
+    <w:p>
+      <w:pPr>
+        <w:numPr>
+          <w:ilvl w:val="0"/>
+          <w:numId w:val="0"/>
+        </w:numPr>
+        <w:ind w:leftChars="0"/>
+        <w:rPr>
+          <w:rFonts w:hint="eastAsia"/>
+          <w:lang w:val="en-US" w:eastAsia="zh-CN"/>
+        </w:rPr>
+      </w:pPr>
+      <w:r>
+        <w:rPr>
+          <w:rFonts w:hint="eastAsia"/>
+          <w:lang w:val="en-US" w:eastAsia="zh-CN"/>
+        </w:rPr>
+        <w:t>路径写法：</w:t>
+      </w:r>
+    </w:p>
+    <w:p>
+      <w:pPr>
+        <w:numPr>
+          <w:ilvl w:val="0"/>
+          <w:numId w:val="0"/>
+        </w:numPr>
+        <w:ind w:leftChars="0"/>
+        <w:rPr>
+          <w:rFonts w:hint="eastAsia"/>
+          <w:lang w:val="en-US" w:eastAsia="zh-CN"/>
+        </w:rPr>
+      </w:pPr>
+      <w:r>
+        <w:drawing>
+          <wp:inline distT="0" distB="0" distL="114300" distR="114300">
+            <wp:extent cx="2000250" cy="5048250"/>
+            <wp:effectExtent l="0" t="0" r="6350" b="6350"/>
+            <wp:docPr id="2" name="图片 2"/>
+            <wp:cNvGraphicFramePr>
+              <a:graphicFrameLocks xmlns:a="http://schemas.openxmlformats.org/drawingml/2006/main" noChangeAspect="1"/>
+            </wp:cNvGraphicFramePr>
+            <a:graphic xmlns:a="http://schemas.openxmlformats.org/drawingml/2006/main">
+              <a:graphicData uri="http://schemas.openxmlformats.org/drawingml/2006/picture">
+                <pic:pic xmlns:pic="http://schemas.openxmlformats.org/drawingml/2006/picture">
+                  <pic:nvPicPr>
+                    <pic:cNvPr id="2" name="图片 2"/>
+                    <pic:cNvPicPr>
+                      <a:picLocks noChangeAspect="1"/>
+                    </pic:cNvPicPr>
+                  </pic:nvPicPr>
+                  <pic:blipFill>
+                    <a:blip r:embed="rId4"/>
+                    <a:stretch>
+                      <a:fillRect/>
+                    </a:stretch>
+                  </pic:blipFill>
+                  <pic:spPr>
+                    <a:xfrm>
+                      <a:off x="0" y="0"/>
+                      <a:ext cx="2000250" cy="5048250"/>
+                    </a:xfrm>
+                    <a:prstGeom prst="rect">
+                      <a:avLst/>
+                    </a:prstGeom>
+                    <a:noFill/>
+                    <a:ln>
+                      <a:noFill/>
+                    </a:ln>
+                  </pic:spPr>
+                </pic:pic>
+              </a:graphicData>
+            </a:graphic>
+          </wp:inline>
+        </w:drawing>
+      </w:r>
+    </w:p>
+    <w:p>
+      <w:pPr>
+        <w:numPr>
+          <w:ilvl w:val="0"/>
+          <w:numId w:val="0"/>
+        </w:numPr>
+        <w:ind w:leftChars="0"/>
+        <w:rPr>
+          <w:rFonts w:hint="eastAsia"/>
+          <w:lang w:val="en-US" w:eastAsia="zh-CN"/>
+        </w:rPr>
+      </w:pPr>
+      <w:r>
+        <w:rPr>
+          <w:rFonts w:hint="eastAsia"/>
+          <w:lang w:val="en-US" w:eastAsia="zh-CN"/>
+        </w:rPr>
+        <w:t>现在的Resources/Sound文件夹下存储着所有的音频。所有的背景音乐都放在bgm文件夹，所有的白噪音都放在Whitenoise文件夹。路径要从已给出的大类文件夹下的第一个子文件夹开始，直到具体音频名字，中间用下划线分隔。</w:t>
+      </w:r>
+    </w:p>
+    <w:p>
+      <w:pPr>
+        <w:numPr>
+          <w:ilvl w:val="0"/>
+          <w:numId w:val="0"/>
+        </w:numPr>
+        <w:ind w:leftChars="0"/>
+        <w:rPr>
+          <w:rFonts w:hint="eastAsia"/>
+          <w:lang w:val="en-US" w:eastAsia="zh-CN"/>
+        </w:rPr>
+      </w:pPr>
+      <w:r>
+        <w:rPr>
+          <w:rFonts w:hint="eastAsia"/>
+          <w:lang w:val="en-US" w:eastAsia="zh-CN"/>
+        </w:rPr>
+        <w:t>举个例子：比如我想调用Sound/bgm/daily/日常微风 这个音频，我的参数就写成：</w:t>
+      </w:r>
+    </w:p>
+    <w:p>
+      <w:pPr>
+        <w:numPr>
+          <w:ilvl w:val="0"/>
+          <w:numId w:val="0"/>
+        </w:numPr>
+        <w:ind w:leftChars="0"/>
+        <w:rPr>
+          <w:rFonts w:hint="default"/>
+          <w:lang w:val="en-US" w:eastAsia="zh-CN"/>
+        </w:rPr>
+      </w:pPr>
+      <w:r>
+        <w:rPr>
+          <w:rFonts w:hint="default"/>
+          <w:lang w:val="en-US" w:eastAsia="zh-CN"/>
+        </w:rPr>
+        <w:t>“</w:t>
+      </w:r>
+      <w:r>
+        <w:rPr>
+          <w:rFonts w:hint="eastAsia"/>
+          <w:lang w:val="en-US" w:eastAsia="zh-CN"/>
+        </w:rPr>
+        <w:t>daily_日常微风</w:t>
+      </w:r>
+      <w:r>
+        <w:rPr>
+          <w:rFonts w:hint="default"/>
+          <w:lang w:val="en-US" w:eastAsia="zh-CN"/>
+        </w:rPr>
+        <w:t>”</w:t>
+      </w:r>
+      <w:r>
+        <w:rPr>
+          <w:rFonts w:hint="eastAsia"/>
+          <w:lang w:val="en-US" w:eastAsia="zh-CN"/>
+        </w:rPr>
+        <w:t>。是可以支持中文的！</w:t>
       </w:r>
     </w:p>
     <w:p>
@@ -942,6 +1089,7 @@
     <w:p>
       <w:pPr>
         <w:numPr>
+          <w:ilvl w:val="0"/>
           <w:numId w:val="0"/>
         </w:numPr>
         <w:ind w:leftChars="0"/>
@@ -974,6 +1122,7 @@
     <w:p>
       <w:pPr>
         <w:numPr>
+          <w:ilvl w:val="0"/>
           <w:numId w:val="0"/>
         </w:numPr>
         <w:ind w:leftChars="0"/>
@@ -987,13 +1136,33 @@
           <w:rFonts w:hint="eastAsia"/>
           <w:lang w:val="en-US" w:eastAsia="zh-CN"/>
         </w:rPr>
-        <w:t>写法：&lt;&lt;play_whitenoise 白噪音名称&gt;&gt;</w:t>
-      </w:r>
-    </w:p>
-    <w:p>
-      <w:pPr>
-        <w:rPr>
-          <w:rFonts w:hint="default"/>
+        <w:t>写法：&lt;&lt;play_whitenoise 白噪音路径&gt;&gt;</w:t>
+      </w:r>
+    </w:p>
+    <w:p>
+      <w:pPr>
+        <w:numPr>
+          <w:ilvl w:val="0"/>
+          <w:numId w:val="0"/>
+        </w:numPr>
+        <w:ind w:leftChars="0"/>
+        <w:rPr>
+          <w:rFonts w:hint="default"/>
+          <w:lang w:val="en-US" w:eastAsia="zh-CN"/>
+        </w:rPr>
+      </w:pPr>
+      <w:r>
+        <w:rPr>
+          <w:rFonts w:hint="eastAsia"/>
+          <w:lang w:val="en-US" w:eastAsia="zh-CN"/>
+        </w:rPr>
+        <w:t>路径写法：参见命令5.</w:t>
+      </w:r>
+    </w:p>
+    <w:p>
+      <w:pPr>
+        <w:rPr>
+          <w:rFonts w:hint="eastAsia"/>
           <w:lang w:val="en-US" w:eastAsia="zh-CN"/>
         </w:rPr>
       </w:pPr>
@@ -1004,6 +1173,31 @@
         </w:rPr>
         <w:t>参数外面还是要包裹英文双引号。</w:t>
       </w:r>
+    </w:p>
+    <w:p>
+      <w:pPr>
+        <w:rPr>
+          <w:rFonts w:hint="eastAsia"/>
+          <w:lang w:val="en-US" w:eastAsia="zh-CN"/>
+        </w:rPr>
+      </w:pPr>
+    </w:p>
+    <w:p>
+      <w:pPr>
+        <w:rPr>
+          <w:rFonts w:hint="default"/>
+          <w:lang w:val="en-US" w:eastAsia="zh-CN"/>
+        </w:rPr>
+      </w:pPr>
+      <w:r>
+        <w:rPr>
+          <w:rFonts w:hint="eastAsia"/>
+          <w:lang w:val="en-US" w:eastAsia="zh-CN"/>
+        </w:rPr>
+        <w:t>狗策只要管拍脑袋就行了，其他负责执行的要做的适配就多了。</w:t>
+      </w:r>
+      <w:bookmarkStart w:id="0" w:name="_GoBack"/>
+      <w:bookmarkEnd w:id="0"/>
     </w:p>
     <w:sectPr>
       <w:pgSz w:w="11906" w:h="16838"/>
@@ -1115,7 +1309,7 @@
     <w:lsdException w:qFormat="1" w:unhideWhenUsed="0" w:uiPriority="0" w:semiHidden="0" w:name="Title"/>
     <w:lsdException w:unhideWhenUsed="0" w:uiPriority="0" w:semiHidden="0" w:name="Closing"/>
     <w:lsdException w:unhideWhenUsed="0" w:uiPriority="0" w:semiHidden="0" w:name="Signature"/>
-    <w:lsdException w:unhideWhenUsed="0" w:uiPriority="0" w:name="Default Paragraph Font"/>
+    <w:lsdException w:qFormat="1" w:unhideWhenUsed="0" w:uiPriority="0" w:name="Default Paragraph Font"/>
     <w:lsdException w:unhideWhenUsed="0" w:uiPriority="0" w:semiHidden="0" w:name="Body Text"/>
     <w:lsdException w:unhideWhenUsed="0" w:uiPriority="0" w:semiHidden="0" w:name="Body Text Indent"/>
     <w:lsdException w:unhideWhenUsed="0" w:uiPriority="0" w:semiHidden="0" w:name="List Continue"/>
@@ -1153,7 +1347,7 @@
     <w:lsdException w:unhideWhenUsed="0" w:uiPriority="0" w:semiHidden="0" w:name="HTML Sample"/>
     <w:lsdException w:unhideWhenUsed="0" w:uiPriority="0" w:semiHidden="0" w:name="HTML Typewriter"/>
     <w:lsdException w:unhideWhenUsed="0" w:uiPriority="0" w:semiHidden="0" w:name="HTML Variable"/>
-    <w:lsdException w:unhideWhenUsed="0" w:uiPriority="0" w:name="Normal Table"/>
+    <w:lsdException w:qFormat="1" w:unhideWhenUsed="0" w:uiPriority="0" w:name="Normal Table"/>
     <w:lsdException w:unhideWhenUsed="0" w:uiPriority="0" w:semiHidden="0" w:name="annotation subject"/>
     <w:lsdException w:unhideWhenUsed="0" w:uiPriority="0" w:semiHidden="0" w:name="Table Simple 1"/>
     <w:lsdException w:unhideWhenUsed="0" w:uiPriority="0" w:semiHidden="0" w:name="Table Simple 2"/>
@@ -1318,11 +1512,13 @@
   <w:style w:type="character" w:default="1" w:styleId="3">
     <w:name w:val="Default Paragraph Font"/>
     <w:semiHidden/>
+    <w:qFormat/>
     <w:uiPriority w:val="0"/>
   </w:style>
   <w:style w:type="table" w:default="1" w:styleId="2">
     <w:name w:val="Normal Table"/>
     <w:semiHidden/>
+    <w:qFormat/>
     <w:uiPriority w:val="0"/>
     <w:tblPr>
       <w:tblCellMar>

--- a/yarncommand.docx
+++ b/yarncommand.docx
@@ -291,7 +291,6 @@
             <w:insideH w:val="none" w:color="auto" w:sz="0" w:space="0"/>
             <w:insideV w:val="none" w:color="auto" w:sz="0" w:space="0"/>
           </w:tblBorders>
-          <w:shd w:val="clear" w:color="auto" w:fill="auto"/>
           <w:tblCellMar>
             <w:top w:w="15" w:type="dxa"/>
             <w:left w:w="15" w:type="dxa"/>
@@ -406,7 +405,6 @@
             <w:insideH w:val="none" w:color="auto" w:sz="0" w:space="0"/>
             <w:insideV w:val="none" w:color="auto" w:sz="0" w:space="0"/>
           </w:tblBorders>
-          <w:shd w:val="clear" w:color="auto" w:fill="auto"/>
           <w:tblCellMar>
             <w:top w:w="15" w:type="dxa"/>
             <w:left w:w="15" w:type="dxa"/>
@@ -578,7 +576,6 @@
             <w:insideH w:val="none" w:color="auto" w:sz="0" w:space="0"/>
             <w:insideV w:val="none" w:color="auto" w:sz="0" w:space="0"/>
           </w:tblBorders>
-          <w:shd w:val="clear" w:color="auto" w:fill="auto"/>
           <w:tblCellMar>
             <w:top w:w="15" w:type="dxa"/>
             <w:left w:w="15" w:type="dxa"/>
@@ -1184,20 +1181,158 @@
     </w:p>
     <w:p>
       <w:pPr>
-        <w:rPr>
-          <w:rFonts w:hint="default"/>
-          <w:lang w:val="en-US" w:eastAsia="zh-CN"/>
-        </w:rPr>
-      </w:pPr>
-      <w:r>
-        <w:rPr>
-          <w:rFonts w:hint="eastAsia"/>
-          <w:lang w:val="en-US" w:eastAsia="zh-CN"/>
-        </w:rPr>
-        <w:t>狗策只要管拍脑袋就行了，其他负责执行的要做的适配就多了。</w:t>
+        <w:numPr>
+          <w:ilvl w:val="0"/>
+          <w:numId w:val="1"/>
+        </w:numPr>
+        <w:ind w:left="0" w:leftChars="0" w:firstLine="0" w:firstLineChars="0"/>
+        <w:rPr>
+          <w:rFonts w:hint="default"/>
+          <w:lang w:val="en-US" w:eastAsia="zh-CN"/>
+        </w:rPr>
+      </w:pPr>
+      <w:r>
+        <w:rPr>
+          <w:rFonts w:hint="eastAsia"/>
+          <w:lang w:val="en-US" w:eastAsia="zh-CN"/>
+        </w:rPr>
+        <w:t>stop_bgm</w:t>
+      </w:r>
+    </w:p>
+    <w:p>
+      <w:pPr>
+        <w:numPr>
+          <w:numId w:val="0"/>
+        </w:numPr>
+        <w:ind w:leftChars="0"/>
+        <w:rPr>
+          <w:rFonts w:hint="default"/>
+          <w:lang w:val="en-US" w:eastAsia="zh-CN"/>
+        </w:rPr>
+      </w:pPr>
+      <w:r>
+        <w:rPr>
+          <w:rFonts w:hint="eastAsia"/>
+          <w:lang w:val="en-US" w:eastAsia="zh-CN"/>
+        </w:rPr>
+        <w:t>写法：&lt;&lt;stop_bgm&gt;&gt;</w:t>
+      </w:r>
+    </w:p>
+    <w:p>
+      <w:pPr>
+        <w:rPr>
+          <w:rFonts w:hint="eastAsia"/>
+          <w:lang w:val="en-US" w:eastAsia="zh-CN"/>
+        </w:rPr>
+      </w:pPr>
+      <w:r>
+        <w:rPr>
+          <w:rFonts w:hint="eastAsia"/>
+          <w:lang w:val="en-US" w:eastAsia="zh-CN"/>
+        </w:rPr>
+        <w:t>此命令无参。</w:t>
+      </w:r>
+    </w:p>
+    <w:p>
+      <w:pPr>
+        <w:rPr>
+          <w:rFonts w:hint="default"/>
+          <w:lang w:val="en-US" w:eastAsia="zh-CN"/>
+        </w:rPr>
+      </w:pPr>
+    </w:p>
+    <w:p>
+      <w:pPr>
+        <w:numPr>
+          <w:ilvl w:val="0"/>
+          <w:numId w:val="1"/>
+        </w:numPr>
+        <w:ind w:left="0" w:leftChars="0" w:firstLine="0" w:firstLineChars="0"/>
+      </w:pPr>
+      <w:r>
+        <w:rPr>
+          <w:rFonts w:hint="default"/>
+          <w:lang w:val="en-US" w:eastAsia="zh-CN"/>
+        </w:rPr>
+        <w:t>clear_character_person</w:t>
+      </w:r>
+    </w:p>
+    <w:p>
+      <w:pPr>
+        <w:numPr>
+          <w:numId w:val="0"/>
+        </w:numPr>
+        <w:ind w:leftChars="0"/>
+        <w:rPr>
+          <w:rFonts w:hint="eastAsia"/>
+          <w:lang w:val="en-US" w:eastAsia="zh-CN"/>
+        </w:rPr>
+      </w:pPr>
+      <w:r>
+        <w:rPr>
+          <w:rFonts w:hint="eastAsia"/>
+          <w:lang w:val="en-US" w:eastAsia="zh-CN"/>
+        </w:rPr>
+        <w:t>写法：&lt;&lt;</w:t>
+      </w:r>
+      <w:r>
+        <w:rPr>
+          <w:rFonts w:hint="default"/>
+          <w:lang w:val="en-US" w:eastAsia="zh-CN"/>
+        </w:rPr>
+        <w:t>clear_character_person</w:t>
+      </w:r>
+      <w:r>
+        <w:rPr>
+          <w:rFonts w:hint="eastAsia"/>
+          <w:lang w:val="en-US" w:eastAsia="zh-CN"/>
+        </w:rPr>
+        <w:t xml:space="preserve"> 人物名称&gt;&gt;</w:t>
+      </w:r>
+    </w:p>
+    <w:p>
+      <w:pPr>
+        <w:numPr>
+          <w:numId w:val="0"/>
+        </w:numPr>
+        <w:ind w:leftChars="0"/>
+        <w:rPr>
+          <w:rFonts w:hint="default"/>
+          <w:lang w:val="en-US" w:eastAsia="zh-CN"/>
+        </w:rPr>
+      </w:pPr>
+      <w:r>
+        <w:rPr>
+          <w:rFonts w:hint="eastAsia"/>
+          <w:lang w:val="en-US" w:eastAsia="zh-CN"/>
+        </w:rPr>
+        <w:t>这里的人物名称和命令3的含义相同。</w:t>
       </w:r>
       <w:bookmarkStart w:id="0" w:name="_GoBack"/>
       <w:bookmarkEnd w:id="0"/>
+    </w:p>
+    <w:p>
+      <w:pPr>
+        <w:rPr>
+          <w:rFonts w:hint="eastAsia"/>
+          <w:lang w:val="en-US" w:eastAsia="zh-CN"/>
+        </w:rPr>
+      </w:pPr>
+    </w:p>
+    <w:p>
+      <w:pPr>
+        <w:rPr>
+          <w:rFonts w:hint="default"/>
+          <w:lang w:val="en-US" w:eastAsia="zh-CN"/>
+        </w:rPr>
+      </w:pPr>
+      <w:r>
+        <w:rPr>
+          <w:rFonts w:hint="eastAsia"/>
+          <w:lang w:val="en-US" w:eastAsia="zh-CN"/>
+        </w:rPr>
+        <w:t>狗策只要管拍脑袋就行了，其他负责执行的要做的适配就多了。</w:t>
+      </w:r>
     </w:p>
     <w:sectPr>
       <w:pgSz w:w="11906" w:h="16838"/>

--- a/yarncommand.docx
+++ b/yarncommand.docx
@@ -28,16 +28,31 @@
     <w:p>
       <w:pPr>
         <w:rPr>
-          <w:rFonts w:hint="default"/>
-          <w:lang w:val="en-US" w:eastAsia="zh-CN"/>
-        </w:rPr>
-      </w:pPr>
-      <w:r>
-        <w:rPr>
-          <w:rFonts w:hint="eastAsia"/>
-          <w:lang w:val="en-US" w:eastAsia="zh-CN"/>
-        </w:rPr>
-        <w:t>首先，所有命令的写法都是：&lt;&lt;命令名称 参数 参数&gt;&gt;。其次，注意区分大小写。</w:t>
+          <w:rFonts w:hint="eastAsia"/>
+          <w:lang w:val="en-US" w:eastAsia="zh-CN"/>
+        </w:rPr>
+      </w:pPr>
+      <w:r>
+        <w:rPr>
+          <w:rFonts w:hint="eastAsia"/>
+          <w:lang w:val="en-US" w:eastAsia="zh-CN"/>
+        </w:rPr>
+        <w:t>首先，所有命令的写法都是：&lt;&lt;命令名称 参数 参数&gt;&gt;。注意之间用空格区分！</w:t>
+      </w:r>
+    </w:p>
+    <w:p>
+      <w:pPr>
+        <w:rPr>
+          <w:rFonts w:hint="default"/>
+          <w:lang w:val="en-US" w:eastAsia="zh-CN"/>
+        </w:rPr>
+      </w:pPr>
+      <w:r>
+        <w:rPr>
+          <w:rFonts w:hint="eastAsia"/>
+          <w:lang w:val="en-US" w:eastAsia="zh-CN"/>
+        </w:rPr>
+        <w:t>其次，注意区分大小写。</w:t>
       </w:r>
     </w:p>
     <w:p>
@@ -104,7 +119,7 @@
           <w:rFonts w:hint="eastAsia"/>
           <w:lang w:val="en-US" w:eastAsia="zh-CN"/>
         </w:rPr>
-        <w:t>, 人物名称, 抖动类型&gt;&gt;</w:t>
+        <w:t xml:space="preserve"> 人物名称 抖动类型&gt;&gt;</w:t>
       </w:r>
     </w:p>
     <w:p>
@@ -216,29 +231,38 @@
           <w:rFonts w:hint="default"/>
           <w:lang w:val="en-US" w:eastAsia="zh-CN"/>
         </w:rPr>
-        <w:t>set_character_shake</w:t>
-      </w:r>
-      <w:r>
-        <w:rPr>
-          <w:rFonts w:hint="eastAsia"/>
-          <w:lang w:val="en-US" w:eastAsia="zh-CN"/>
-        </w:rPr>
-        <w:t>, 人物名称, 差分类型&gt;&gt;</w:t>
-      </w:r>
-    </w:p>
-    <w:p>
-      <w:pPr>
-        <w:rPr>
-          <w:rFonts w:hint="eastAsia"/>
-          <w:lang w:val="en-US" w:eastAsia="zh-CN"/>
-        </w:rPr>
-      </w:pPr>
-      <w:r>
-        <w:rPr>
-          <w:rFonts w:hint="eastAsia"/>
-          <w:lang w:val="en-US" w:eastAsia="zh-CN"/>
-        </w:rPr>
-        <w:t>人物名称写法同上。</w:t>
+        <w:t>set_character_</w:t>
+      </w:r>
+      <w:r>
+        <w:rPr>
+          <w:rFonts w:hint="eastAsia"/>
+          <w:lang w:val="en-US" w:eastAsia="zh-CN"/>
+        </w:rPr>
+        <w:t>sprite</w:t>
+      </w:r>
+      <w:bookmarkStart w:id="0" w:name="_GoBack"/>
+      <w:bookmarkEnd w:id="0"/>
+      <w:r>
+        <w:rPr>
+          <w:rFonts w:hint="eastAsia"/>
+          <w:lang w:val="en-US" w:eastAsia="zh-CN"/>
+        </w:rPr>
+        <w:t xml:space="preserve"> 人物名称 差分类型&gt;&gt;</w:t>
+      </w:r>
+    </w:p>
+    <w:p>
+      <w:pPr>
+        <w:rPr>
+          <w:rFonts w:hint="default"/>
+          <w:lang w:val="en-US" w:eastAsia="zh-CN"/>
+        </w:rPr>
+      </w:pPr>
+      <w:r>
+        <w:rPr>
+          <w:rFonts w:hint="eastAsia"/>
+          <w:lang w:val="en-US" w:eastAsia="zh-CN"/>
+        </w:rPr>
+        <w:t>人物名称写法同上。注意人物名称一定要填立绘已经出现在场景内人物！</w:t>
       </w:r>
     </w:p>
     <w:p>
@@ -259,7 +283,7 @@
     <w:tbl>
       <w:tblPr>
         <w:tblStyle w:val="2"/>
-        <w:tblW w:w="0" w:type="dxa"/>
+        <w:tblW w:w="1010" w:type="dxa"/>
         <w:tblInd w:w="0" w:type="dxa"/>
         <w:tblBorders>
           <w:top w:val="none" w:color="auto" w:sz="0" w:space="0"/>
@@ -291,6 +315,7 @@
             <w:insideH w:val="none" w:color="auto" w:sz="0" w:space="0"/>
             <w:insideV w:val="none" w:color="auto" w:sz="0" w:space="0"/>
           </w:tblBorders>
+          <w:shd w:val="clear" w:color="auto" w:fill="auto"/>
           <w:tblCellMar>
             <w:top w:w="15" w:type="dxa"/>
             <w:left w:w="15" w:type="dxa"/>
@@ -348,6 +373,7 @@
             <w:insideH w:val="none" w:color="auto" w:sz="0" w:space="0"/>
             <w:insideV w:val="none" w:color="auto" w:sz="0" w:space="0"/>
           </w:tblBorders>
+          <w:shd w:val="clear" w:color="auto" w:fill="auto"/>
           <w:tblCellMar>
             <w:top w:w="15" w:type="dxa"/>
             <w:left w:w="15" w:type="dxa"/>
@@ -405,6 +431,7 @@
             <w:insideH w:val="none" w:color="auto" w:sz="0" w:space="0"/>
             <w:insideV w:val="none" w:color="auto" w:sz="0" w:space="0"/>
           </w:tblBorders>
+          <w:shd w:val="clear" w:color="auto" w:fill="auto"/>
           <w:tblCellMar>
             <w:top w:w="15" w:type="dxa"/>
             <w:left w:w="15" w:type="dxa"/>
@@ -623,66 +650,6 @@
           </w:p>
         </w:tc>
       </w:tr>
-      <w:tr>
-        <w:tblPrEx>
-          <w:tblBorders>
-            <w:top w:val="none" w:color="auto" w:sz="0" w:space="0"/>
-            <w:left w:val="none" w:color="auto" w:sz="0" w:space="0"/>
-            <w:bottom w:val="none" w:color="auto" w:sz="0" w:space="0"/>
-            <w:right w:val="none" w:color="auto" w:sz="0" w:space="0"/>
-            <w:insideH w:val="none" w:color="auto" w:sz="0" w:space="0"/>
-            <w:insideV w:val="none" w:color="auto" w:sz="0" w:space="0"/>
-          </w:tblBorders>
-          <w:tblCellMar>
-            <w:top w:w="15" w:type="dxa"/>
-            <w:left w:w="15" w:type="dxa"/>
-            <w:bottom w:w="15" w:type="dxa"/>
-            <w:right w:w="15" w:type="dxa"/>
-          </w:tblCellMar>
-        </w:tblPrEx>
-        <w:trPr>
-          <w:trHeight w:val="240" w:hRule="atLeast"/>
-        </w:trPr>
-        <w:tc>
-          <w:tcPr>
-            <w:tcW w:w="1010" w:type="dxa"/>
-            <w:shd w:val="clear" w:color="auto" w:fill="auto"/>
-            <w:noWrap/>
-            <w:vAlign w:val="center"/>
-          </w:tcPr>
-          <w:p>
-            <w:pPr>
-              <w:keepNext w:val="0"/>
-              <w:keepLines w:val="0"/>
-              <w:widowControl/>
-              <w:suppressLineNumbers w:val="0"/>
-              <w:wordWrap/>
-              <w:spacing w:line="240" w:lineRule="auto"/>
-              <w:jc w:val="left"/>
-              <w:textAlignment w:val="center"/>
-              <w:rPr>
-                <w:rFonts w:hint="default" w:ascii="宋体" w:hAnsi="宋体" w:eastAsia="宋体" w:cs="宋体"/>
-                <w:color w:val="000000"/>
-                <w:kern w:val="0"/>
-                <w:sz w:val="20"/>
-                <w:szCs w:val="20"/>
-                <w:lang w:val="en-US" w:eastAsia="zh-CN" w:bidi="ar"/>
-              </w:rPr>
-            </w:pPr>
-            <w:r>
-              <w:rPr>
-                <w:rFonts w:hint="eastAsia" w:ascii="宋体" w:hAnsi="宋体" w:eastAsia="宋体" w:cs="宋体"/>
-                <w:color w:val="000000"/>
-                <w:kern w:val="0"/>
-                <w:sz w:val="20"/>
-                <w:szCs w:val="20"/>
-                <w:lang w:val="en-US" w:eastAsia="zh-CN" w:bidi="ar"/>
-              </w:rPr>
-              <w:t>两个</w:t>
-            </w:r>
-          </w:p>
-        </w:tc>
-      </w:tr>
     </w:tbl>
     <w:p>
       <w:pPr>
@@ -753,22 +720,22 @@
           <w:rFonts w:hint="eastAsia"/>
           <w:lang w:val="en-US" w:eastAsia="zh-CN"/>
         </w:rPr>
-        <w:t>, 人物名称, 差分类型&gt;&gt;</w:t>
-      </w:r>
-    </w:p>
-    <w:p>
-      <w:pPr>
-        <w:rPr>
-          <w:rFonts w:hint="default"/>
-          <w:lang w:val="en-US" w:eastAsia="zh-CN"/>
-        </w:rPr>
-      </w:pPr>
-      <w:r>
-        <w:rPr>
-          <w:rFonts w:hint="eastAsia"/>
-          <w:lang w:val="en-US" w:eastAsia="zh-CN"/>
-        </w:rPr>
-        <w:t>这里的人物名称是你要把立绘切换成的人物的名称。如果你要切换左侧，就写Player；如果要切换右侧，就写Character。差分类型的含义和用法参见命令2</w:t>
+        <w:t xml:space="preserve"> 物体名称 人物名称 差分类型&gt;&gt;</w:t>
+      </w:r>
+    </w:p>
+    <w:p>
+      <w:pPr>
+        <w:rPr>
+          <w:rFonts w:hint="default"/>
+          <w:lang w:val="en-US" w:eastAsia="zh-CN"/>
+        </w:rPr>
+      </w:pPr>
+      <w:r>
+        <w:rPr>
+          <w:rFonts w:hint="eastAsia"/>
+          <w:lang w:val="en-US" w:eastAsia="zh-CN"/>
+        </w:rPr>
+        <w:t>这里的物体名称是你要把立绘切换到的物体的名称。如果你要切换左侧，就写Player；如果要切换右侧，就写Character。差分类型和人物名称的含义和用法参见命令2</w:t>
       </w:r>
     </w:p>
     <w:p>
@@ -845,7 +812,7 @@
           <w:rFonts w:hint="eastAsia"/>
           <w:lang w:val="en-US" w:eastAsia="zh-CN"/>
         </w:rPr>
-        <w:t>, 背景名称&gt;&gt;</w:t>
+        <w:t xml:space="preserve"> 背景名称&gt;&gt;</w:t>
       </w:r>
     </w:p>
     <w:p>
@@ -1202,6 +1169,7 @@
     <w:p>
       <w:pPr>
         <w:numPr>
+          <w:ilvl w:val="0"/>
           <w:numId w:val="0"/>
         </w:numPr>
         <w:ind w:leftChars="0"/>
@@ -1260,6 +1228,7 @@
     <w:p>
       <w:pPr>
         <w:numPr>
+          <w:ilvl w:val="0"/>
           <w:numId w:val="0"/>
         </w:numPr>
         <w:ind w:leftChars="0"/>
@@ -1287,12 +1256,13 @@
           <w:rFonts w:hint="eastAsia"/>
           <w:lang w:val="en-US" w:eastAsia="zh-CN"/>
         </w:rPr>
-        <w:t xml:space="preserve"> 人物名称&gt;&gt;</w:t>
-      </w:r>
-    </w:p>
-    <w:p>
-      <w:pPr>
-        <w:numPr>
+        <w:t xml:space="preserve"> 物体名称&gt;&gt;</w:t>
+      </w:r>
+    </w:p>
+    <w:p>
+      <w:pPr>
+        <w:numPr>
+          <w:ilvl w:val="0"/>
           <w:numId w:val="0"/>
         </w:numPr>
         <w:ind w:leftChars="0"/>
@@ -1306,10 +1276,8 @@
           <w:rFonts w:hint="eastAsia"/>
           <w:lang w:val="en-US" w:eastAsia="zh-CN"/>
         </w:rPr>
-        <w:t>这里的人物名称和命令3的含义相同。</w:t>
-      </w:r>
-      <w:bookmarkStart w:id="0" w:name="_GoBack"/>
-      <w:bookmarkEnd w:id="0"/>
+        <w:t>这里的物体名称和命令3的含义相同。</w:t>
+      </w:r>
     </w:p>
     <w:p>
       <w:pPr>

--- a/yarncommand.docx
+++ b/yarncommand.docx
@@ -238,16 +238,7 @@
           <w:rFonts w:hint="eastAsia"/>
           <w:lang w:val="en-US" w:eastAsia="zh-CN"/>
         </w:rPr>
-        <w:t>sprite</w:t>
-      </w:r>
-      <w:bookmarkStart w:id="0" w:name="_GoBack"/>
-      <w:bookmarkEnd w:id="0"/>
-      <w:r>
-        <w:rPr>
-          <w:rFonts w:hint="eastAsia"/>
-          <w:lang w:val="en-US" w:eastAsia="zh-CN"/>
-        </w:rPr>
-        <w:t xml:space="preserve"> 人物名称 差分类型&gt;&gt;</w:t>
+        <w:t>sprite 人物名称 差分类型&gt;&gt;</w:t>
       </w:r>
     </w:p>
     <w:p>
@@ -373,7 +364,6 @@
             <w:insideH w:val="none" w:color="auto" w:sz="0" w:space="0"/>
             <w:insideV w:val="none" w:color="auto" w:sz="0" w:space="0"/>
           </w:tblBorders>
-          <w:shd w:val="clear" w:color="auto" w:fill="auto"/>
           <w:tblCellMar>
             <w:top w:w="15" w:type="dxa"/>
             <w:left w:w="15" w:type="dxa"/>
@@ -546,6 +536,7 @@
             <w:insideH w:val="none" w:color="auto" w:sz="0" w:space="0"/>
             <w:insideV w:val="none" w:color="auto" w:sz="0" w:space="0"/>
           </w:tblBorders>
+          <w:shd w:val="clear" w:color="auto" w:fill="auto"/>
           <w:tblCellMar>
             <w:top w:w="15" w:type="dxa"/>
             <w:left w:w="15" w:type="dxa"/>
@@ -1204,7 +1195,7 @@
     <w:p>
       <w:pPr>
         <w:rPr>
-          <w:rFonts w:hint="default"/>
+          <w:rFonts w:hint="eastAsia"/>
           <w:lang w:val="en-US" w:eastAsia="zh-CN"/>
         </w:rPr>
       </w:pPr>
@@ -1216,6 +1207,74 @@
           <w:numId w:val="1"/>
         </w:numPr>
         <w:ind w:left="0" w:leftChars="0" w:firstLine="0" w:firstLineChars="0"/>
+        <w:rPr>
+          <w:rFonts w:hint="eastAsia"/>
+          <w:lang w:val="en-US" w:eastAsia="zh-CN"/>
+        </w:rPr>
+      </w:pPr>
+      <w:r>
+        <w:rPr>
+          <w:rFonts w:hint="eastAsia"/>
+          <w:lang w:val="en-US" w:eastAsia="zh-CN"/>
+        </w:rPr>
+        <w:t>stop_whitenoise</w:t>
+      </w:r>
+    </w:p>
+    <w:p>
+      <w:pPr>
+        <w:numPr>
+          <w:ilvl w:val="0"/>
+          <w:numId w:val="0"/>
+        </w:numPr>
+        <w:ind w:leftChars="0"/>
+        <w:rPr>
+          <w:rFonts w:hint="eastAsia"/>
+          <w:lang w:val="en-US" w:eastAsia="zh-CN"/>
+        </w:rPr>
+      </w:pPr>
+      <w:r>
+        <w:rPr>
+          <w:rFonts w:hint="eastAsia"/>
+          <w:lang w:val="en-US" w:eastAsia="zh-CN"/>
+        </w:rPr>
+        <w:t>写法：&lt;&lt;stop_whitenoise&gt;&gt;</w:t>
+      </w:r>
+    </w:p>
+    <w:p>
+      <w:pPr>
+        <w:numPr>
+          <w:ilvl w:val="0"/>
+          <w:numId w:val="0"/>
+        </w:numPr>
+        <w:ind w:leftChars="0"/>
+        <w:rPr>
+          <w:rFonts w:hint="default"/>
+          <w:lang w:val="en-US" w:eastAsia="zh-CN"/>
+        </w:rPr>
+      </w:pPr>
+      <w:r>
+        <w:rPr>
+          <w:rFonts w:hint="eastAsia"/>
+          <w:lang w:val="en-US" w:eastAsia="zh-CN"/>
+        </w:rPr>
+        <w:t>此命令无参。</w:t>
+      </w:r>
+    </w:p>
+    <w:p>
+      <w:pPr>
+        <w:rPr>
+          <w:rFonts w:hint="default"/>
+          <w:lang w:val="en-US" w:eastAsia="zh-CN"/>
+        </w:rPr>
+      </w:pPr>
+    </w:p>
+    <w:p>
+      <w:pPr>
+        <w:numPr>
+          <w:ilvl w:val="0"/>
+          <w:numId w:val="1"/>
+        </w:numPr>
+        <w:ind w:left="0" w:leftChars="0" w:firstLine="0" w:firstLineChars="0"/>
       </w:pPr>
       <w:r>
         <w:rPr>
@@ -1267,7 +1326,7 @@
         </w:numPr>
         <w:ind w:leftChars="0"/>
         <w:rPr>
-          <w:rFonts w:hint="default"/>
+          <w:rFonts w:hint="eastAsia"/>
           <w:lang w:val="en-US" w:eastAsia="zh-CN"/>
         </w:rPr>
       </w:pPr>
@@ -1277,6 +1336,558 @@
           <w:lang w:val="en-US" w:eastAsia="zh-CN"/>
         </w:rPr>
         <w:t>这里的物体名称和命令3的含义相同。</w:t>
+      </w:r>
+    </w:p>
+    <w:p>
+      <w:pPr>
+        <w:numPr>
+          <w:ilvl w:val="0"/>
+          <w:numId w:val="0"/>
+        </w:numPr>
+        <w:ind w:leftChars="0"/>
+        <w:rPr>
+          <w:rFonts w:hint="eastAsia"/>
+          <w:lang w:val="en-US" w:eastAsia="zh-CN"/>
+        </w:rPr>
+      </w:pPr>
+    </w:p>
+    <w:p>
+      <w:pPr>
+        <w:numPr>
+          <w:ilvl w:val="0"/>
+          <w:numId w:val="1"/>
+        </w:numPr>
+        <w:ind w:left="0" w:leftChars="0" w:firstLine="0" w:firstLineChars="0"/>
+        <w:rPr>
+          <w:rFonts w:hint="eastAsia"/>
+          <w:lang w:val="en-US" w:eastAsia="zh-CN"/>
+        </w:rPr>
+      </w:pPr>
+      <w:r>
+        <w:rPr>
+          <w:rFonts w:hint="eastAsia"/>
+          <w:lang w:val="en-US" w:eastAsia="zh-CN"/>
+        </w:rPr>
+        <w:t>播放单次音效</w:t>
+      </w:r>
+    </w:p>
+    <w:p>
+      <w:pPr>
+        <w:numPr>
+          <w:ilvl w:val="0"/>
+          <w:numId w:val="0"/>
+        </w:numPr>
+        <w:ind w:leftChars="0"/>
+        <w:rPr>
+          <w:rFonts w:hint="eastAsia"/>
+          <w:lang w:val="en-US" w:eastAsia="zh-CN"/>
+        </w:rPr>
+      </w:pPr>
+      <w:r>
+        <w:rPr>
+          <w:rFonts w:hint="eastAsia"/>
+          <w:lang w:val="en-US" w:eastAsia="zh-CN"/>
+        </w:rPr>
+        <w:t>此功能不以命令的形式使用。具体而言，如果你想在对话的某一行出现的时候播放这个音效，那么你应该在这行话的末尾加上一个行标签。</w:t>
+      </w:r>
+    </w:p>
+    <w:p>
+      <w:pPr>
+        <w:numPr>
+          <w:ilvl w:val="0"/>
+          <w:numId w:val="0"/>
+        </w:numPr>
+        <w:ind w:leftChars="0"/>
+        <w:rPr>
+          <w:rFonts w:hint="eastAsia"/>
+          <w:lang w:val="en-US" w:eastAsia="zh-CN"/>
+        </w:rPr>
+      </w:pPr>
+      <w:r>
+        <w:rPr>
+          <w:rFonts w:hint="eastAsia"/>
+          <w:lang w:val="en-US" w:eastAsia="zh-CN"/>
+        </w:rPr>
+        <w:t>写法：</w:t>
+      </w:r>
+    </w:p>
+    <w:p>
+      <w:pPr>
+        <w:numPr>
+          <w:ilvl w:val="0"/>
+          <w:numId w:val="0"/>
+        </w:numPr>
+        <w:ind w:leftChars="0"/>
+        <w:rPr>
+          <w:rFonts w:hint="eastAsia"/>
+          <w:lang w:val="en-US" w:eastAsia="zh-CN"/>
+        </w:rPr>
+      </w:pPr>
+      <w:r>
+        <w:rPr>
+          <w:rFonts w:hint="eastAsia"/>
+          <w:lang w:val="en-US" w:eastAsia="zh-CN"/>
+        </w:rPr>
+        <w:t>林奈: 呜哇，太好吃了！ #sfx_Character_Player_哇塞</w:t>
+      </w:r>
+    </w:p>
+    <w:p>
+      <w:pPr>
+        <w:numPr>
+          <w:ilvl w:val="0"/>
+          <w:numId w:val="0"/>
+        </w:numPr>
+        <w:ind w:leftChars="0"/>
+      </w:pPr>
+      <w:r>
+        <w:drawing>
+          <wp:inline distT="0" distB="0" distL="114300" distR="114300">
+            <wp:extent cx="5269865" cy="3046095"/>
+            <wp:effectExtent l="0" t="0" r="635" b="1905"/>
+            <wp:docPr id="1" name="图片 1"/>
+            <wp:cNvGraphicFramePr>
+              <a:graphicFrameLocks xmlns:a="http://schemas.openxmlformats.org/drawingml/2006/main" noChangeAspect="1"/>
+            </wp:cNvGraphicFramePr>
+            <a:graphic xmlns:a="http://schemas.openxmlformats.org/drawingml/2006/main">
+              <a:graphicData uri="http://schemas.openxmlformats.org/drawingml/2006/picture">
+                <pic:pic xmlns:pic="http://schemas.openxmlformats.org/drawingml/2006/picture">
+                  <pic:nvPicPr>
+                    <pic:cNvPr id="1" name="图片 1"/>
+                    <pic:cNvPicPr>
+                      <a:picLocks noChangeAspect="1"/>
+                    </pic:cNvPicPr>
+                  </pic:nvPicPr>
+                  <pic:blipFill>
+                    <a:blip r:embed="rId5"/>
+                    <a:stretch>
+                      <a:fillRect/>
+                    </a:stretch>
+                  </pic:blipFill>
+                  <pic:spPr>
+                    <a:xfrm>
+                      <a:off x="0" y="0"/>
+                      <a:ext cx="5269865" cy="3046095"/>
+                    </a:xfrm>
+                    <a:prstGeom prst="rect">
+                      <a:avLst/>
+                    </a:prstGeom>
+                    <a:noFill/>
+                    <a:ln>
+                      <a:noFill/>
+                    </a:ln>
+                  </pic:spPr>
+                </pic:pic>
+              </a:graphicData>
+            </a:graphic>
+          </wp:inline>
+        </w:drawing>
+      </w:r>
+    </w:p>
+    <w:p>
+      <w:pPr>
+        <w:numPr>
+          <w:ilvl w:val="0"/>
+          <w:numId w:val="0"/>
+        </w:numPr>
+        <w:ind w:leftChars="0"/>
+        <w:rPr>
+          <w:rFonts w:hint="eastAsia"/>
+          <w:lang w:val="en-US" w:eastAsia="zh-CN"/>
+        </w:rPr>
+      </w:pPr>
+      <w:r>
+        <w:rPr>
+          <w:rFonts w:hint="eastAsia"/>
+          <w:lang w:val="en-US" w:eastAsia="zh-CN"/>
+        </w:rPr>
+        <w:t>行标签要以标签</w:t>
+      </w:r>
+      <w:r>
+        <w:rPr>
+          <w:rFonts w:hint="eastAsia"/>
+          <w:b/>
+          <w:bCs/>
+          <w:lang w:val="en-US" w:eastAsia="zh-CN"/>
+        </w:rPr>
+        <w:t>#sfx_</w:t>
+      </w:r>
+      <w:r>
+        <w:rPr>
+          <w:rFonts w:hint="eastAsia"/>
+          <w:lang w:val="en-US" w:eastAsia="zh-CN"/>
+        </w:rPr>
+        <w:t>开头，后面是Resources下的音频路径，直到具体的文件名。就比如上面的例子，路径是Resources/Character/Player/哇塞，你就要从Resources下面的直属子文件夹开始写，用下划线_代替斜杠/。中文是支持的。</w:t>
+      </w:r>
+    </w:p>
+    <w:p>
+      <w:pPr>
+        <w:numPr>
+          <w:ilvl w:val="0"/>
+          <w:numId w:val="0"/>
+        </w:numPr>
+        <w:ind w:leftChars="0"/>
+      </w:pPr>
+      <w:r>
+        <w:drawing>
+          <wp:inline distT="0" distB="0" distL="114300" distR="114300">
+            <wp:extent cx="5273675" cy="2297430"/>
+            <wp:effectExtent l="0" t="0" r="9525" b="1270"/>
+            <wp:docPr id="3" name="图片 2"/>
+            <wp:cNvGraphicFramePr>
+              <a:graphicFrameLocks xmlns:a="http://schemas.openxmlformats.org/drawingml/2006/main" noChangeAspect="1"/>
+            </wp:cNvGraphicFramePr>
+            <a:graphic xmlns:a="http://schemas.openxmlformats.org/drawingml/2006/main">
+              <a:graphicData uri="http://schemas.openxmlformats.org/drawingml/2006/picture">
+                <pic:pic xmlns:pic="http://schemas.openxmlformats.org/drawingml/2006/picture">
+                  <pic:nvPicPr>
+                    <pic:cNvPr id="3" name="图片 2"/>
+                    <pic:cNvPicPr>
+                      <a:picLocks noChangeAspect="1"/>
+                    </pic:cNvPicPr>
+                  </pic:nvPicPr>
+                  <pic:blipFill>
+                    <a:blip r:embed="rId6"/>
+                    <a:stretch>
+                      <a:fillRect/>
+                    </a:stretch>
+                  </pic:blipFill>
+                  <pic:spPr>
+                    <a:xfrm>
+                      <a:off x="0" y="0"/>
+                      <a:ext cx="5273675" cy="2297430"/>
+                    </a:xfrm>
+                    <a:prstGeom prst="rect">
+                      <a:avLst/>
+                    </a:prstGeom>
+                    <a:noFill/>
+                    <a:ln>
+                      <a:noFill/>
+                    </a:ln>
+                  </pic:spPr>
+                </pic:pic>
+              </a:graphicData>
+            </a:graphic>
+          </wp:inline>
+        </w:drawing>
+      </w:r>
+    </w:p>
+    <w:p>
+      <w:pPr>
+        <w:numPr>
+          <w:ilvl w:val="0"/>
+          <w:numId w:val="0"/>
+        </w:numPr>
+        <w:ind w:leftChars="0"/>
+        <w:rPr>
+          <w:rFonts w:hint="eastAsia"/>
+          <w:lang w:val="en-US" w:eastAsia="zh-CN"/>
+        </w:rPr>
+      </w:pPr>
+      <w:r>
+        <w:rPr>
+          <w:rFonts w:hint="eastAsia"/>
+          <w:lang w:val="en-US" w:eastAsia="zh-CN"/>
+        </w:rPr>
+        <w:t>如果你在脚本里发现上图的情况，行尾出现了很多#line:一串数字，这些是插件对本地化支持的一个附带功能。如果需要配置音效的话，直接把这行的line删掉，换成#sfx_即可。</w:t>
+      </w:r>
+    </w:p>
+    <w:p>
+      <w:pPr>
+        <w:numPr>
+          <w:ilvl w:val="0"/>
+          <w:numId w:val="1"/>
+        </w:numPr>
+        <w:ind w:left="0" w:leftChars="0" w:firstLine="0" w:firstLineChars="0"/>
+        <w:rPr>
+          <w:rFonts w:hint="eastAsia"/>
+          <w:lang w:val="en-US" w:eastAsia="zh-CN"/>
+        </w:rPr>
+      </w:pPr>
+      <w:r>
+        <w:rPr>
+          <w:rFonts w:hint="eastAsia"/>
+          <w:lang w:val="en-US" w:eastAsia="zh-CN"/>
+        </w:rPr>
+        <w:t>camera_zoom</w:t>
+      </w:r>
+    </w:p>
+    <w:p>
+      <w:pPr>
+        <w:numPr>
+          <w:numId w:val="0"/>
+        </w:numPr>
+        <w:ind w:leftChars="0"/>
+        <w:rPr>
+          <w:rFonts w:hint="eastAsia"/>
+          <w:lang w:val="en-US" w:eastAsia="zh-CN"/>
+        </w:rPr>
+      </w:pPr>
+      <w:r>
+        <w:rPr>
+          <w:rFonts w:hint="eastAsia"/>
+          <w:lang w:val="en-US" w:eastAsia="zh-CN"/>
+        </w:rPr>
+        <w:t>写法：&lt;&lt;camera_zoom x坐标 y坐标 放大倍数 持续时间&gt;&gt;</w:t>
+      </w:r>
+    </w:p>
+    <w:p>
+      <w:pPr>
+        <w:numPr>
+          <w:numId w:val="0"/>
+        </w:numPr>
+        <w:ind w:leftChars="0"/>
+        <w:rPr>
+          <w:rFonts w:hint="eastAsia"/>
+          <w:lang w:val="en-US" w:eastAsia="zh-CN"/>
+        </w:rPr>
+      </w:pPr>
+      <w:r>
+        <w:rPr>
+          <w:rFonts w:hint="eastAsia"/>
+          <w:lang w:val="en-US" w:eastAsia="zh-CN"/>
+        </w:rPr>
+        <w:t>四个参数都是float类型，最后的持续时间可以不填，默认1s。</w:t>
+      </w:r>
+    </w:p>
+    <w:p>
+      <w:pPr>
+        <w:numPr>
+          <w:numId w:val="0"/>
+        </w:numPr>
+        <w:ind w:leftChars="0"/>
+        <w:rPr>
+          <w:rFonts w:hint="eastAsia"/>
+          <w:lang w:val="en-US" w:eastAsia="zh-CN"/>
+        </w:rPr>
+      </w:pPr>
+      <w:r>
+        <w:rPr>
+          <w:rFonts w:hint="eastAsia"/>
+          <w:lang w:val="en-US" w:eastAsia="zh-CN"/>
+        </w:rPr>
+        <w:t>由于传递参数的类型限制，需要把放大中心的vector2拆成x、y两个float（float变量最后千万不要加f！）。屏幕中央坐标是(0,0)，我们的游戏目前默认1920×1080，x和y的绝对值最大值（也就是最大值和最小值）与放大倍数有关。具体而言，xmax = 960*(放大倍数-1)，ymax = 540*(放大倍数-1)。当然，xmin = -xmax，ymin = -ymax。</w:t>
+      </w:r>
+    </w:p>
+    <w:p>
+      <w:pPr>
+        <w:numPr>
+          <w:numId w:val="0"/>
+        </w:numPr>
+        <w:ind w:leftChars="0"/>
+        <w:rPr>
+          <w:rFonts w:hint="eastAsia"/>
+          <w:lang w:val="en-US" w:eastAsia="zh-CN"/>
+        </w:rPr>
+      </w:pPr>
+      <w:r>
+        <w:rPr>
+          <w:rFonts w:hint="eastAsia"/>
+          <w:lang w:val="en-US" w:eastAsia="zh-CN"/>
+        </w:rPr>
+        <w:t>放大倍数为1.0就是保持原始大小，数字越大放大程度也就越大。放大程度对应的是屏幕内长宽范围的变化。比如说放大倍数1.0的情况下能看到的范围是1920*1080，那么放大到2.0后能看到的范围就缩小成了960*540。</w:t>
+      </w:r>
+    </w:p>
+    <w:p>
+      <w:pPr>
+        <w:numPr>
+          <w:numId w:val="0"/>
+        </w:numPr>
+        <w:ind w:leftChars="0"/>
+        <w:rPr>
+          <w:rFonts w:hint="eastAsia"/>
+          <w:lang w:val="en-US" w:eastAsia="zh-CN"/>
+        </w:rPr>
+      </w:pPr>
+      <w:r>
+        <w:rPr>
+          <w:rFonts w:hint="eastAsia"/>
+          <w:lang w:val="en-US" w:eastAsia="zh-CN"/>
+        </w:rPr>
+        <w:t>持续时间就是放大的渐进过程的持续时长，从开始放大到结束放大，单位是秒，可以不填，不填就是1s。</w:t>
+      </w:r>
+    </w:p>
+    <w:p>
+      <w:pPr>
+        <w:numPr>
+          <w:numId w:val="0"/>
+        </w:numPr>
+        <w:ind w:leftChars="0"/>
+        <w:rPr>
+          <w:rFonts w:hint="eastAsia"/>
+          <w:lang w:val="en-US" w:eastAsia="zh-CN"/>
+        </w:rPr>
+      </w:pPr>
+    </w:p>
+    <w:p>
+      <w:pPr>
+        <w:numPr>
+          <w:ilvl w:val="0"/>
+          <w:numId w:val="1"/>
+        </w:numPr>
+        <w:ind w:left="0" w:leftChars="0" w:firstLine="0" w:firstLineChars="0"/>
+        <w:rPr>
+          <w:rFonts w:hint="eastAsia"/>
+          <w:lang w:val="en-US" w:eastAsia="zh-CN"/>
+        </w:rPr>
+      </w:pPr>
+      <w:r>
+        <w:rPr>
+          <w:rFonts w:hint="eastAsia"/>
+          <w:lang w:val="en-US" w:eastAsia="zh-CN"/>
+        </w:rPr>
+        <w:t>reset_camera</w:t>
+      </w:r>
+    </w:p>
+    <w:p>
+      <w:pPr>
+        <w:numPr>
+          <w:numId w:val="0"/>
+        </w:numPr>
+        <w:ind w:leftChars="0"/>
+        <w:rPr>
+          <w:rFonts w:hint="eastAsia"/>
+          <w:lang w:val="en-US" w:eastAsia="zh-CN"/>
+        </w:rPr>
+      </w:pPr>
+      <w:r>
+        <w:rPr>
+          <w:rFonts w:hint="eastAsia"/>
+          <w:lang w:val="en-US" w:eastAsia="zh-CN"/>
+        </w:rPr>
+        <w:t>写法：&lt;&lt;reset_camera 持续时间&gt;&gt;</w:t>
+      </w:r>
+    </w:p>
+    <w:p>
+      <w:pPr>
+        <w:numPr>
+          <w:numId w:val="0"/>
+        </w:numPr>
+        <w:ind w:leftChars="0"/>
+        <w:rPr>
+          <w:rFonts w:hint="eastAsia"/>
+          <w:lang w:val="en-US" w:eastAsia="zh-CN"/>
+        </w:rPr>
+      </w:pPr>
+      <w:r>
+        <w:rPr>
+          <w:rFonts w:hint="eastAsia"/>
+          <w:lang w:val="en-US" w:eastAsia="zh-CN"/>
+        </w:rPr>
+        <w:t>持续时间见命令11。</w:t>
+      </w:r>
+    </w:p>
+    <w:p>
+      <w:pPr>
+        <w:numPr>
+          <w:numId w:val="0"/>
+        </w:numPr>
+        <w:ind w:leftChars="0"/>
+        <w:rPr>
+          <w:rFonts w:hint="default"/>
+          <w:lang w:val="en-US" w:eastAsia="zh-CN"/>
+        </w:rPr>
+      </w:pPr>
+      <w:r>
+        <w:rPr>
+          <w:rFonts w:hint="eastAsia"/>
+          <w:lang w:val="en-US" w:eastAsia="zh-CN"/>
+        </w:rPr>
+        <w:t>该命令的功能是恢复摄像头放大，使其变回原本的状态（也就是还原命令11）。</w:t>
+      </w:r>
+      <w:bookmarkStart w:id="0" w:name="_GoBack"/>
+      <w:bookmarkEnd w:id="0"/>
+    </w:p>
+    <w:p>
+      <w:pPr>
+        <w:numPr>
+          <w:ilvl w:val="0"/>
+          <w:numId w:val="0"/>
+        </w:numPr>
+        <w:ind w:leftChars="0"/>
+        <w:rPr>
+          <w:rFonts w:hint="eastAsia"/>
+          <w:lang w:val="en-US" w:eastAsia="zh-CN"/>
+        </w:rPr>
+      </w:pPr>
+    </w:p>
+    <w:p>
+      <w:pPr>
+        <w:numPr>
+          <w:ilvl w:val="0"/>
+          <w:numId w:val="0"/>
+        </w:numPr>
+        <w:ind w:leftChars="0"/>
+        <w:rPr>
+          <w:rFonts w:hint="eastAsia"/>
+          <w:lang w:val="en-US" w:eastAsia="zh-CN"/>
+        </w:rPr>
+      </w:pPr>
+      <w:r>
+        <w:rPr>
+          <w:rFonts w:hint="eastAsia"/>
+          <w:lang w:val="en-US" w:eastAsia="zh-CN"/>
+        </w:rPr>
+        <w:t>最后是yarn脚本的命名规范。</w:t>
+      </w:r>
+    </w:p>
+    <w:p>
+      <w:pPr>
+        <w:numPr>
+          <w:ilvl w:val="0"/>
+          <w:numId w:val="0"/>
+        </w:numPr>
+        <w:ind w:leftChars="0"/>
+        <w:rPr>
+          <w:rFonts w:hint="eastAsia"/>
+          <w:lang w:val="en-US" w:eastAsia="zh-CN"/>
+        </w:rPr>
+      </w:pPr>
+      <w:r>
+        <w:rPr>
+          <w:rFonts w:hint="eastAsia"/>
+          <w:lang w:val="en-US" w:eastAsia="zh-CN"/>
+        </w:rPr>
+        <w:t>已知所有yarn脚本都放在Assets/Yarn文件夹下，特殊对话和商店对话存在如下命名规则：</w:t>
+      </w:r>
+    </w:p>
+    <w:p>
+      <w:pPr>
+        <w:numPr>
+          <w:ilvl w:val="0"/>
+          <w:numId w:val="0"/>
+        </w:numPr>
+        <w:ind w:leftChars="0"/>
+        <w:rPr>
+          <w:rFonts w:hint="eastAsia"/>
+          <w:lang w:val="en-US" w:eastAsia="zh-CN"/>
+        </w:rPr>
+      </w:pPr>
+      <w:r>
+        <w:rPr>
+          <w:rFonts w:hint="eastAsia"/>
+          <w:lang w:val="en-US" w:eastAsia="zh-CN"/>
+        </w:rPr>
+        <w:t>已知特殊对话每三天出现一个，所有的特殊对话文件命名为special1_i，其中i为正整数。具体而言，C#脚本支持在第3*i天结尾出现特殊对话special1_i，比如special1_1在第三天末尾触发，special1_2在第六天结尾触发。</w:t>
+      </w:r>
+    </w:p>
+    <w:p>
+      <w:pPr>
+        <w:numPr>
+          <w:ilvl w:val="0"/>
+          <w:numId w:val="0"/>
+        </w:numPr>
+        <w:ind w:leftChars="0"/>
+        <w:rPr>
+          <w:rFonts w:hint="default"/>
+          <w:lang w:val="en-US" w:eastAsia="zh-CN"/>
+        </w:rPr>
+      </w:pPr>
+      <w:r>
+        <w:rPr>
+          <w:rFonts w:hint="eastAsia"/>
+          <w:lang w:val="en-US" w:eastAsia="zh-CN"/>
+        </w:rPr>
+        <w:t>商店对话的命名格式是deali_j，i和j都是正整数。i表示一个系列，同时也指这个系列最早能触发的天数，而j指这个对话在这个系列内部的序号。比如说deal1_2，指这个系列的对话最早在第一天就能触发，而这个文件是这个系列的对话里是第二个（也就是最早在第二天触发）。再比如说deal3_1，指这个对话所在的系列最早在第三天能够触发，而这个文件是系列的第一个。一个系列肯定按照j=1，2，3...的顺序一次触发，而当多个系列的对话同时达到能够触发的天数条件时，以i最小的对话优先。（尽管如此我还是不建议重叠对话，比如存在deal3_1和deal1_3）</w:t>
       </w:r>
     </w:p>
     <w:p>

--- a/yarncommand.docx
+++ b/yarncommand.docx
@@ -421,7 +421,6 @@
             <w:insideH w:val="none" w:color="auto" w:sz="0" w:space="0"/>
             <w:insideV w:val="none" w:color="auto" w:sz="0" w:space="0"/>
           </w:tblBorders>
-          <w:shd w:val="clear" w:color="auto" w:fill="auto"/>
           <w:tblCellMar>
             <w:top w:w="15" w:type="dxa"/>
             <w:left w:w="15" w:type="dxa"/>
@@ -536,7 +535,6 @@
             <w:insideH w:val="none" w:color="auto" w:sz="0" w:space="0"/>
             <w:insideV w:val="none" w:color="auto" w:sz="0" w:space="0"/>
           </w:tblBorders>
-          <w:shd w:val="clear" w:color="auto" w:fill="auto"/>
           <w:tblCellMar>
             <w:top w:w="15" w:type="dxa"/>
             <w:left w:w="15" w:type="dxa"/>
@@ -1614,6 +1612,7 @@
     <w:p>
       <w:pPr>
         <w:numPr>
+          <w:ilvl w:val="0"/>
           <w:numId w:val="0"/>
         </w:numPr>
         <w:ind w:leftChars="0"/>
@@ -1633,6 +1632,7 @@
     <w:p>
       <w:pPr>
         <w:numPr>
+          <w:ilvl w:val="0"/>
           <w:numId w:val="0"/>
         </w:numPr>
         <w:ind w:leftChars="0"/>
@@ -1652,6 +1652,7 @@
     <w:p>
       <w:pPr>
         <w:numPr>
+          <w:ilvl w:val="0"/>
           <w:numId w:val="0"/>
         </w:numPr>
         <w:ind w:leftChars="0"/>
@@ -1671,6 +1672,7 @@
     <w:p>
       <w:pPr>
         <w:numPr>
+          <w:ilvl w:val="0"/>
           <w:numId w:val="0"/>
         </w:numPr>
         <w:ind w:leftChars="0"/>
@@ -1690,6 +1692,7 @@
     <w:p>
       <w:pPr>
         <w:numPr>
+          <w:ilvl w:val="0"/>
           <w:numId w:val="0"/>
         </w:numPr>
         <w:ind w:leftChars="0"/>
@@ -1709,6 +1712,7 @@
     <w:p>
       <w:pPr>
         <w:numPr>
+          <w:ilvl w:val="0"/>
           <w:numId w:val="0"/>
         </w:numPr>
         <w:ind w:leftChars="0"/>
@@ -1741,6 +1745,7 @@
     <w:p>
       <w:pPr>
         <w:numPr>
+          <w:ilvl w:val="0"/>
           <w:numId w:val="0"/>
         </w:numPr>
         <w:ind w:leftChars="0"/>
@@ -1760,6 +1765,7 @@
     <w:p>
       <w:pPr>
         <w:numPr>
+          <w:ilvl w:val="0"/>
           <w:numId w:val="0"/>
         </w:numPr>
         <w:ind w:leftChars="0"/>
@@ -1779,6 +1785,7 @@
     <w:p>
       <w:pPr>
         <w:numPr>
+          <w:ilvl w:val="0"/>
           <w:numId w:val="0"/>
         </w:numPr>
         <w:ind w:leftChars="0"/>
@@ -1793,81 +1800,88 @@
           <w:lang w:val="en-US" w:eastAsia="zh-CN"/>
         </w:rPr>
         <w:t>该命令的功能是恢复摄像头放大，使其变回原本的状态（也就是还原命令11）。</w:t>
+      </w:r>
+    </w:p>
+    <w:p>
+      <w:pPr>
+        <w:numPr>
+          <w:ilvl w:val="0"/>
+          <w:numId w:val="0"/>
+        </w:numPr>
+        <w:ind w:leftChars="0"/>
+        <w:rPr>
+          <w:rFonts w:hint="eastAsia"/>
+          <w:lang w:val="en-US" w:eastAsia="zh-CN"/>
+        </w:rPr>
+      </w:pPr>
+    </w:p>
+    <w:p>
+      <w:pPr>
+        <w:numPr>
+          <w:ilvl w:val="0"/>
+          <w:numId w:val="0"/>
+        </w:numPr>
+        <w:ind w:leftChars="0"/>
+        <w:rPr>
+          <w:rFonts w:hint="eastAsia"/>
+          <w:lang w:val="en-US" w:eastAsia="zh-CN"/>
+        </w:rPr>
+      </w:pPr>
+      <w:r>
+        <w:rPr>
+          <w:rFonts w:hint="eastAsia"/>
+          <w:lang w:val="en-US" w:eastAsia="zh-CN"/>
+        </w:rPr>
+        <w:t>最后是yarn脚本的命名规范。</w:t>
+      </w:r>
+    </w:p>
+    <w:p>
+      <w:pPr>
+        <w:numPr>
+          <w:ilvl w:val="0"/>
+          <w:numId w:val="0"/>
+        </w:numPr>
+        <w:ind w:leftChars="0"/>
+        <w:rPr>
+          <w:rFonts w:hint="eastAsia"/>
+          <w:lang w:val="en-US" w:eastAsia="zh-CN"/>
+        </w:rPr>
+      </w:pPr>
+      <w:r>
+        <w:rPr>
+          <w:rFonts w:hint="eastAsia"/>
+          <w:lang w:val="en-US" w:eastAsia="zh-CN"/>
+        </w:rPr>
+        <w:t>已知所有yarn脚本都放在Assets/Yarn文件夹下，特殊对话和商店对话存在如下命名规则：</w:t>
+      </w:r>
+    </w:p>
+    <w:p>
+      <w:pPr>
+        <w:numPr>
+          <w:ilvl w:val="0"/>
+          <w:numId w:val="0"/>
+        </w:numPr>
+        <w:ind w:leftChars="0"/>
+        <w:rPr>
+          <w:rFonts w:hint="eastAsia"/>
+          <w:lang w:val="en-US" w:eastAsia="zh-CN"/>
+        </w:rPr>
+      </w:pPr>
+      <w:r>
+        <w:rPr>
+          <w:rFonts w:hint="eastAsia"/>
+          <w:lang w:val="en-US" w:eastAsia="zh-CN"/>
+        </w:rPr>
+        <w:t>已知特殊对话每三天出现一个，所有的特殊对话文件命名为special1_i，其中i为正整数。具体而言，C#脚本支持在第3*i天结尾出现特殊对话special1_i，比如special1_1在第三天结</w:t>
       </w:r>
       <w:bookmarkStart w:id="0" w:name="_GoBack"/>
       <w:bookmarkEnd w:id="0"/>
-    </w:p>
-    <w:p>
-      <w:pPr>
-        <w:numPr>
-          <w:ilvl w:val="0"/>
-          <w:numId w:val="0"/>
-        </w:numPr>
-        <w:ind w:leftChars="0"/>
-        <w:rPr>
-          <w:rFonts w:hint="eastAsia"/>
-          <w:lang w:val="en-US" w:eastAsia="zh-CN"/>
-        </w:rPr>
-      </w:pPr>
-    </w:p>
-    <w:p>
-      <w:pPr>
-        <w:numPr>
-          <w:ilvl w:val="0"/>
-          <w:numId w:val="0"/>
-        </w:numPr>
-        <w:ind w:leftChars="0"/>
-        <w:rPr>
-          <w:rFonts w:hint="eastAsia"/>
-          <w:lang w:val="en-US" w:eastAsia="zh-CN"/>
-        </w:rPr>
-      </w:pPr>
-      <w:r>
-        <w:rPr>
-          <w:rFonts w:hint="eastAsia"/>
-          <w:lang w:val="en-US" w:eastAsia="zh-CN"/>
-        </w:rPr>
-        <w:t>最后是yarn脚本的命名规范。</w:t>
-      </w:r>
-    </w:p>
-    <w:p>
-      <w:pPr>
-        <w:numPr>
-          <w:ilvl w:val="0"/>
-          <w:numId w:val="0"/>
-        </w:numPr>
-        <w:ind w:leftChars="0"/>
-        <w:rPr>
-          <w:rFonts w:hint="eastAsia"/>
-          <w:lang w:val="en-US" w:eastAsia="zh-CN"/>
-        </w:rPr>
-      </w:pPr>
-      <w:r>
-        <w:rPr>
-          <w:rFonts w:hint="eastAsia"/>
-          <w:lang w:val="en-US" w:eastAsia="zh-CN"/>
-        </w:rPr>
-        <w:t>已知所有yarn脚本都放在Assets/Yarn文件夹下，特殊对话和商店对话存在如下命名规则：</w:t>
-      </w:r>
-    </w:p>
-    <w:p>
-      <w:pPr>
-        <w:numPr>
-          <w:ilvl w:val="0"/>
-          <w:numId w:val="0"/>
-        </w:numPr>
-        <w:ind w:leftChars="0"/>
-        <w:rPr>
-          <w:rFonts w:hint="eastAsia"/>
-          <w:lang w:val="en-US" w:eastAsia="zh-CN"/>
-        </w:rPr>
-      </w:pPr>
-      <w:r>
-        <w:rPr>
-          <w:rFonts w:hint="eastAsia"/>
-          <w:lang w:val="en-US" w:eastAsia="zh-CN"/>
-        </w:rPr>
-        <w:t>已知特殊对话每三天出现一个，所有的特殊对话文件命名为special1_i，其中i为正整数。具体而言，C#脚本支持在第3*i天结尾出现特殊对话special1_i，比如special1_1在第三天末尾触发，special1_2在第六天结尾触发。</w:t>
+      <w:r>
+        <w:rPr>
+          <w:rFonts w:hint="eastAsia"/>
+          <w:lang w:val="en-US" w:eastAsia="zh-CN"/>
+        </w:rPr>
+        <w:t>尾触发，special1_2在第六天结尾触发。</w:t>
       </w:r>
     </w:p>
     <w:p>

--- a/yarncommand.docx
+++ b/yarncommand.docx
@@ -43,7 +43,7 @@
     <w:p>
       <w:pPr>
         <w:rPr>
-          <w:rFonts w:hint="default"/>
+          <w:rFonts w:hint="eastAsia"/>
           <w:lang w:val="en-US" w:eastAsia="zh-CN"/>
         </w:rPr>
       </w:pPr>
@@ -53,6 +53,21 @@
           <w:lang w:val="en-US" w:eastAsia="zh-CN"/>
         </w:rPr>
         <w:t>其次，注意区分大小写。</w:t>
+      </w:r>
+    </w:p>
+    <w:p>
+      <w:pPr>
+        <w:rPr>
+          <w:rFonts w:hint="default"/>
+          <w:lang w:val="en-US" w:eastAsia="zh-CN"/>
+        </w:rPr>
+      </w:pPr>
+      <w:r>
+        <w:rPr>
+          <w:rFonts w:hint="eastAsia"/>
+          <w:lang w:val="en-US" w:eastAsia="zh-CN"/>
+        </w:rPr>
+        <w:t>再次，yarn指令填写的float参数不要加f。</w:t>
       </w:r>
     </w:p>
     <w:p>
@@ -535,6 +550,7 @@
             <w:insideH w:val="none" w:color="auto" w:sz="0" w:space="0"/>
             <w:insideV w:val="none" w:color="auto" w:sz="0" w:space="0"/>
           </w:tblBorders>
+          <w:shd w:val="clear" w:color="auto" w:fill="auto"/>
           <w:tblCellMar>
             <w:top w:w="15" w:type="dxa"/>
             <w:left w:w="15" w:type="dxa"/>
@@ -592,6 +608,7 @@
             <w:insideH w:val="none" w:color="auto" w:sz="0" w:space="0"/>
             <w:insideV w:val="none" w:color="auto" w:sz="0" w:space="0"/>
           </w:tblBorders>
+          <w:shd w:val="clear" w:color="auto" w:fill="auto"/>
           <w:tblCellMar>
             <w:top w:w="15" w:type="dxa"/>
             <w:left w:w="15" w:type="dxa"/>
@@ -742,6 +759,212 @@
         <w:t>参数外面还是要包裹英文双引号。</w:t>
       </w:r>
     </w:p>
+    <w:p>
+      <w:pPr>
+        <w:rPr>
+          <w:rFonts w:hint="eastAsia"/>
+          <w:lang w:val="en-US" w:eastAsia="zh-CN"/>
+        </w:rPr>
+      </w:pPr>
+    </w:p>
+    <w:p>
+      <w:pPr>
+        <w:numPr>
+          <w:ilvl w:val="0"/>
+          <w:numId w:val="1"/>
+        </w:numPr>
+        <w:ind w:left="0" w:leftChars="0" w:firstLine="0" w:firstLineChars="0"/>
+      </w:pPr>
+      <w:r>
+        <w:rPr>
+          <w:rFonts w:hint="default"/>
+          <w:lang w:val="en-US" w:eastAsia="zh-CN"/>
+        </w:rPr>
+        <w:t>set_character_size</w:t>
+      </w:r>
+    </w:p>
+    <w:p>
+      <w:pPr>
+        <w:numPr>
+          <w:numId w:val="0"/>
+        </w:numPr>
+        <w:ind w:leftChars="0"/>
+        <w:rPr>
+          <w:rFonts w:hint="eastAsia"/>
+          <w:lang w:val="en-US" w:eastAsia="zh-CN"/>
+        </w:rPr>
+      </w:pPr>
+      <w:r>
+        <w:rPr>
+          <w:rFonts w:hint="eastAsia"/>
+          <w:lang w:val="en-US" w:eastAsia="zh-CN"/>
+        </w:rPr>
+        <w:t>写法：&lt;&lt;</w:t>
+      </w:r>
+      <w:r>
+        <w:rPr>
+          <w:rFonts w:hint="default"/>
+          <w:lang w:val="en-US" w:eastAsia="zh-CN"/>
+        </w:rPr>
+        <w:t>set_character_size</w:t>
+      </w:r>
+      <w:r>
+        <w:rPr>
+          <w:rFonts w:hint="eastAsia"/>
+          <w:lang w:val="en-US" w:eastAsia="zh-CN"/>
+        </w:rPr>
+        <w:t xml:space="preserve"> 物体名称 状态类型 y点 持续时间&gt;&gt;</w:t>
+      </w:r>
+    </w:p>
+    <w:p>
+      <w:pPr>
+        <w:numPr>
+          <w:numId w:val="0"/>
+        </w:numPr>
+        <w:ind w:leftChars="0"/>
+        <w:rPr>
+          <w:rFonts w:hint="eastAsia"/>
+          <w:lang w:val="en-US" w:eastAsia="zh-CN"/>
+        </w:rPr>
+      </w:pPr>
+      <w:r>
+        <w:rPr>
+          <w:rFonts w:hint="eastAsia"/>
+          <w:lang w:val="en-US" w:eastAsia="zh-CN"/>
+        </w:rPr>
+        <w:t>物体名称见命令3，持续时间见命令12。</w:t>
+      </w:r>
+    </w:p>
+    <w:p>
+      <w:pPr>
+        <w:numPr>
+          <w:numId w:val="0"/>
+        </w:numPr>
+        <w:ind w:leftChars="0"/>
+        <w:rPr>
+          <w:rFonts w:hint="eastAsia"/>
+          <w:lang w:val="en-US" w:eastAsia="zh-CN"/>
+        </w:rPr>
+      </w:pPr>
+      <w:r>
+        <w:rPr>
+          <w:rFonts w:hint="eastAsia"/>
+          <w:lang w:val="en-US" w:eastAsia="zh-CN"/>
+        </w:rPr>
+        <w:t>状态类型int，有1 2 3三种状态，状态1是原版大小，2和3依次变大。变大程度在inspector Character Control脚本修改。</w:t>
+      </w:r>
+    </w:p>
+    <w:p>
+      <w:pPr>
+        <w:numPr>
+          <w:numId w:val="0"/>
+        </w:numPr>
+        <w:ind w:leftChars="0"/>
+        <w:rPr>
+          <w:rFonts w:hint="default"/>
+          <w:lang w:val="en-US" w:eastAsia="zh-CN"/>
+        </w:rPr>
+      </w:pPr>
+      <w:r>
+        <w:rPr>
+          <w:rFonts w:hint="eastAsia"/>
+          <w:lang w:val="en-US" w:eastAsia="zh-CN"/>
+        </w:rPr>
+        <w:t>y点大小在0~1之间，为float，其含义如下：</w:t>
+      </w:r>
+      <w:r>
+        <w:t>立绘图片从上到下，可以沿着中间画一条轴。轴的最上方（图片的最上方靠中间）为0，最下方（同样靠中间）为1。当放大时，这个y点</w:t>
+      </w:r>
+      <w:r>
+        <w:rPr>
+          <w:rFonts w:hint="eastAsia"/>
+          <w:lang w:val="en-US" w:eastAsia="zh-CN"/>
+        </w:rPr>
+        <w:t>是</w:t>
+      </w:r>
+      <w:r>
+        <w:t>放大的目标点（即放大结束后这个y点</w:t>
+      </w:r>
+      <w:r>
+        <w:rPr>
+          <w:rFonts w:hint="eastAsia"/>
+          <w:lang w:val="en-US" w:eastAsia="zh-CN"/>
+        </w:rPr>
+        <w:t>会</w:t>
+      </w:r>
+      <w:r>
+        <w:t>移动到所承载的物体的RectTransform坐标点）</w:t>
+      </w:r>
+    </w:p>
+    <w:p/>
+    <w:p>
+      <w:pPr>
+        <w:numPr>
+          <w:ilvl w:val="0"/>
+          <w:numId w:val="1"/>
+        </w:numPr>
+        <w:ind w:left="0" w:leftChars="0" w:firstLine="0" w:firstLineChars="0"/>
+      </w:pPr>
+      <w:r>
+        <w:rPr>
+          <w:rFonts w:hint="default"/>
+          <w:lang w:val="en-US" w:eastAsia="zh-CN"/>
+        </w:rPr>
+        <w:t>clear_character_person</w:t>
+      </w:r>
+    </w:p>
+    <w:p>
+      <w:pPr>
+        <w:numPr>
+          <w:ilvl w:val="0"/>
+          <w:numId w:val="0"/>
+        </w:numPr>
+        <w:ind w:leftChars="0"/>
+        <w:rPr>
+          <w:rFonts w:hint="eastAsia"/>
+          <w:lang w:val="en-US" w:eastAsia="zh-CN"/>
+        </w:rPr>
+      </w:pPr>
+      <w:r>
+        <w:rPr>
+          <w:rFonts w:hint="eastAsia"/>
+          <w:lang w:val="en-US" w:eastAsia="zh-CN"/>
+        </w:rPr>
+        <w:t>写法：&lt;&lt;</w:t>
+      </w:r>
+      <w:r>
+        <w:rPr>
+          <w:rFonts w:hint="default"/>
+          <w:lang w:val="en-US" w:eastAsia="zh-CN"/>
+        </w:rPr>
+        <w:t>clear_character_person</w:t>
+      </w:r>
+      <w:r>
+        <w:rPr>
+          <w:rFonts w:hint="eastAsia"/>
+          <w:lang w:val="en-US" w:eastAsia="zh-CN"/>
+        </w:rPr>
+        <w:t xml:space="preserve"> 物体名称&gt;&gt;</w:t>
+      </w:r>
+    </w:p>
+    <w:p>
+      <w:pPr>
+        <w:numPr>
+          <w:ilvl w:val="0"/>
+          <w:numId w:val="0"/>
+        </w:numPr>
+        <w:ind w:leftChars="0"/>
+      </w:pPr>
+      <w:r>
+        <w:rPr>
+          <w:rFonts w:hint="eastAsia"/>
+          <w:lang w:val="en-US" w:eastAsia="zh-CN"/>
+        </w:rPr>
+        <w:t>这里的物体名称和命令3的含义相同。</w:t>
+      </w:r>
+      <w:bookmarkStart w:id="0" w:name="_GoBack"/>
+      <w:bookmarkEnd w:id="0"/>
+    </w:p>
     <w:p/>
     <w:p>
       <w:pPr>
@@ -1260,84 +1483,6 @@
     </w:p>
     <w:p>
       <w:pPr>
-        <w:rPr>
-          <w:rFonts w:hint="default"/>
-          <w:lang w:val="en-US" w:eastAsia="zh-CN"/>
-        </w:rPr>
-      </w:pPr>
-    </w:p>
-    <w:p>
-      <w:pPr>
-        <w:numPr>
-          <w:ilvl w:val="0"/>
-          <w:numId w:val="1"/>
-        </w:numPr>
-        <w:ind w:left="0" w:leftChars="0" w:firstLine="0" w:firstLineChars="0"/>
-      </w:pPr>
-      <w:r>
-        <w:rPr>
-          <w:rFonts w:hint="default"/>
-          <w:lang w:val="en-US" w:eastAsia="zh-CN"/>
-        </w:rPr>
-        <w:t>clear_character_person</w:t>
-      </w:r>
-    </w:p>
-    <w:p>
-      <w:pPr>
-        <w:numPr>
-          <w:ilvl w:val="0"/>
-          <w:numId w:val="0"/>
-        </w:numPr>
-        <w:ind w:leftChars="0"/>
-        <w:rPr>
-          <w:rFonts w:hint="eastAsia"/>
-          <w:lang w:val="en-US" w:eastAsia="zh-CN"/>
-        </w:rPr>
-      </w:pPr>
-      <w:r>
-        <w:rPr>
-          <w:rFonts w:hint="eastAsia"/>
-          <w:lang w:val="en-US" w:eastAsia="zh-CN"/>
-        </w:rPr>
-        <w:t>写法：&lt;&lt;</w:t>
-      </w:r>
-      <w:r>
-        <w:rPr>
-          <w:rFonts w:hint="default"/>
-          <w:lang w:val="en-US" w:eastAsia="zh-CN"/>
-        </w:rPr>
-        <w:t>clear_character_person</w:t>
-      </w:r>
-      <w:r>
-        <w:rPr>
-          <w:rFonts w:hint="eastAsia"/>
-          <w:lang w:val="en-US" w:eastAsia="zh-CN"/>
-        </w:rPr>
-        <w:t xml:space="preserve"> 物体名称&gt;&gt;</w:t>
-      </w:r>
-    </w:p>
-    <w:p>
-      <w:pPr>
-        <w:numPr>
-          <w:ilvl w:val="0"/>
-          <w:numId w:val="0"/>
-        </w:numPr>
-        <w:ind w:leftChars="0"/>
-        <w:rPr>
-          <w:rFonts w:hint="eastAsia"/>
-          <w:lang w:val="en-US" w:eastAsia="zh-CN"/>
-        </w:rPr>
-      </w:pPr>
-      <w:r>
-        <w:rPr>
-          <w:rFonts w:hint="eastAsia"/>
-          <w:lang w:val="en-US" w:eastAsia="zh-CN"/>
-        </w:rPr>
-        <w:t>这里的物体名称和命令3的含义相同。</w:t>
-      </w:r>
-    </w:p>
-    <w:p>
-      <w:pPr>
         <w:numPr>
           <w:ilvl w:val="0"/>
           <w:numId w:val="0"/>
@@ -1593,6 +1738,19 @@
       <w:pPr>
         <w:numPr>
           <w:ilvl w:val="0"/>
+          <w:numId w:val="0"/>
+        </w:numPr>
+        <w:ind w:leftChars="0"/>
+        <w:rPr>
+          <w:rFonts w:hint="eastAsia"/>
+          <w:lang w:val="en-US" w:eastAsia="zh-CN"/>
+        </w:rPr>
+      </w:pPr>
+    </w:p>
+    <w:p>
+      <w:pPr>
+        <w:numPr>
+          <w:ilvl w:val="0"/>
           <w:numId w:val="1"/>
         </w:numPr>
         <w:ind w:left="0" w:leftChars="0" w:firstLine="0" w:firstLineChars="0"/>
@@ -1872,16 +2030,7 @@
           <w:rFonts w:hint="eastAsia"/>
           <w:lang w:val="en-US" w:eastAsia="zh-CN"/>
         </w:rPr>
-        <w:t>已知特殊对话每三天出现一个，所有的特殊对话文件命名为special1_i，其中i为正整数。具体而言，C#脚本支持在第3*i天结尾出现特殊对话special1_i，比如special1_1在第三天结</w:t>
-      </w:r>
-      <w:bookmarkStart w:id="0" w:name="_GoBack"/>
-      <w:bookmarkEnd w:id="0"/>
-      <w:r>
-        <w:rPr>
-          <w:rFonts w:hint="eastAsia"/>
-          <w:lang w:val="en-US" w:eastAsia="zh-CN"/>
-        </w:rPr>
-        <w:t>尾触发，special1_2在第六天结尾触发。</w:t>
+        <w:t>已知特殊对话每三天出现一个，所有的特殊对话文件命名为special1_i，其中i为正整数。具体而言，C#脚本支持在第3*i天结尾出现特殊对话special1_i，比如special1_1在第三天结尾触发，special1_2在第六天结尾触发。</w:t>
       </w:r>
     </w:p>
     <w:p>

--- a/yarncommand.docx
+++ b/yarncommand.docx
@@ -379,6 +379,7 @@
             <w:insideH w:val="none" w:color="auto" w:sz="0" w:space="0"/>
             <w:insideV w:val="none" w:color="auto" w:sz="0" w:space="0"/>
           </w:tblBorders>
+          <w:shd w:val="clear" w:color="auto" w:fill="auto"/>
           <w:tblCellMar>
             <w:top w:w="15" w:type="dxa"/>
             <w:left w:w="15" w:type="dxa"/>
@@ -436,6 +437,7 @@
             <w:insideH w:val="none" w:color="auto" w:sz="0" w:space="0"/>
             <w:insideV w:val="none" w:color="auto" w:sz="0" w:space="0"/>
           </w:tblBorders>
+          <w:shd w:val="clear" w:color="auto" w:fill="auto"/>
           <w:tblCellMar>
             <w:top w:w="15" w:type="dxa"/>
             <w:left w:w="15" w:type="dxa"/>
@@ -493,6 +495,7 @@
             <w:insideH w:val="none" w:color="auto" w:sz="0" w:space="0"/>
             <w:insideV w:val="none" w:color="auto" w:sz="0" w:space="0"/>
           </w:tblBorders>
+          <w:shd w:val="clear" w:color="auto" w:fill="auto"/>
           <w:tblCellMar>
             <w:top w:w="15" w:type="dxa"/>
             <w:left w:w="15" w:type="dxa"/>
@@ -608,7 +611,6 @@
             <w:insideH w:val="none" w:color="auto" w:sz="0" w:space="0"/>
             <w:insideV w:val="none" w:color="auto" w:sz="0" w:space="0"/>
           </w:tblBorders>
-          <w:shd w:val="clear" w:color="auto" w:fill="auto"/>
           <w:tblCellMar>
             <w:top w:w="15" w:type="dxa"/>
             <w:left w:w="15" w:type="dxa"/>
@@ -786,6 +788,7 @@
     <w:p>
       <w:pPr>
         <w:numPr>
+          <w:ilvl w:val="0"/>
           <w:numId w:val="0"/>
         </w:numPr>
         <w:ind w:leftChars="0"/>
@@ -819,6 +822,7 @@
     <w:p>
       <w:pPr>
         <w:numPr>
+          <w:ilvl w:val="0"/>
           <w:numId w:val="0"/>
         </w:numPr>
         <w:ind w:leftChars="0"/>
@@ -838,6 +842,7 @@
     <w:p>
       <w:pPr>
         <w:numPr>
+          <w:ilvl w:val="0"/>
           <w:numId w:val="0"/>
         </w:numPr>
         <w:ind w:leftChars="0"/>
@@ -857,6 +862,7 @@
     <w:p>
       <w:pPr>
         <w:numPr>
+          <w:ilvl w:val="0"/>
           <w:numId w:val="0"/>
         </w:numPr>
         <w:ind w:leftChars="0"/>
@@ -962,8 +968,6 @@
         </w:rPr>
         <w:t>这里的物体名称和命令3的含义相同。</w:t>
       </w:r>
-      <w:bookmarkStart w:id="0" w:name="_GoBack"/>
-      <w:bookmarkEnd w:id="0"/>
     </w:p>
     <w:p/>
     <w:p>
@@ -1948,7 +1952,7 @@
         </w:numPr>
         <w:ind w:leftChars="0"/>
         <w:rPr>
-          <w:rFonts w:hint="default"/>
+          <w:rFonts w:hint="eastAsia"/>
           <w:lang w:val="en-US" w:eastAsia="zh-CN"/>
         </w:rPr>
       </w:pPr>
@@ -1958,6 +1962,175 @@
           <w:lang w:val="en-US" w:eastAsia="zh-CN"/>
         </w:rPr>
         <w:t>该命令的功能是恢复摄像头放大，使其变回原本的状态（也就是还原命令11）。</w:t>
+      </w:r>
+    </w:p>
+    <w:p>
+      <w:pPr>
+        <w:numPr>
+          <w:ilvl w:val="0"/>
+          <w:numId w:val="0"/>
+        </w:numPr>
+        <w:ind w:leftChars="0"/>
+        <w:rPr>
+          <w:rFonts w:hint="eastAsia"/>
+          <w:lang w:val="en-US" w:eastAsia="zh-CN"/>
+        </w:rPr>
+      </w:pPr>
+    </w:p>
+    <w:p>
+      <w:pPr>
+        <w:numPr>
+          <w:ilvl w:val="0"/>
+          <w:numId w:val="1"/>
+        </w:numPr>
+        <w:ind w:left="0" w:leftChars="0" w:firstLine="0" w:firstLineChars="0"/>
+        <w:rPr>
+          <w:rFonts w:hint="default"/>
+          <w:lang w:val="en-US" w:eastAsia="zh-CN"/>
+        </w:rPr>
+      </w:pPr>
+      <w:r>
+        <w:rPr>
+          <w:rFonts w:hint="eastAsia"/>
+          <w:lang w:val="en-US" w:eastAsia="zh-CN"/>
+        </w:rPr>
+        <w:t>文本的抖动/波浪起伏特效</w:t>
+      </w:r>
+    </w:p>
+    <w:p>
+      <w:pPr>
+        <w:numPr>
+          <w:numId w:val="0"/>
+        </w:numPr>
+        <w:ind w:leftChars="0"/>
+        <w:rPr>
+          <w:rFonts w:hint="eastAsia"/>
+          <w:lang w:val="en-US" w:eastAsia="zh-CN"/>
+        </w:rPr>
+      </w:pPr>
+      <w:r>
+        <w:rPr>
+          <w:rFonts w:hint="eastAsia"/>
+          <w:lang w:val="en-US" w:eastAsia="zh-CN"/>
+        </w:rPr>
+        <w:t>此功能也不以命令的形式使用，而是类似于tmp富文本的标签。</w:t>
+      </w:r>
+    </w:p>
+    <w:p>
+      <w:pPr>
+        <w:numPr>
+          <w:numId w:val="0"/>
+        </w:numPr>
+        <w:ind w:leftChars="0"/>
+        <w:rPr>
+          <w:rFonts w:hint="default"/>
+          <w:lang w:val="en-US" w:eastAsia="zh-CN"/>
+        </w:rPr>
+      </w:pPr>
+      <w:r>
+        <w:rPr>
+          <w:rFonts w:hint="eastAsia"/>
+          <w:lang w:val="en-US" w:eastAsia="zh-CN"/>
+        </w:rPr>
+        <w:t>抖动效果使用&lt;shake&gt;标签，波浪起伏效果使用&lt;wave&gt;标签。</w:t>
+      </w:r>
+    </w:p>
+    <w:p>
+      <w:pPr>
+        <w:numPr>
+          <w:numId w:val="0"/>
+        </w:numPr>
+        <w:ind w:leftChars="0"/>
+      </w:pPr>
+      <w:r>
+        <w:drawing>
+          <wp:inline distT="0" distB="0" distL="114300" distR="114300">
+            <wp:extent cx="5271135" cy="303530"/>
+            <wp:effectExtent l="0" t="0" r="12065" b="1270"/>
+            <wp:docPr id="4" name="图片 1"/>
+            <wp:cNvGraphicFramePr>
+              <a:graphicFrameLocks xmlns:a="http://schemas.openxmlformats.org/drawingml/2006/main" noChangeAspect="1"/>
+            </wp:cNvGraphicFramePr>
+            <a:graphic xmlns:a="http://schemas.openxmlformats.org/drawingml/2006/main">
+              <a:graphicData uri="http://schemas.openxmlformats.org/drawingml/2006/picture">
+                <pic:pic xmlns:pic="http://schemas.openxmlformats.org/drawingml/2006/picture">
+                  <pic:nvPicPr>
+                    <pic:cNvPr id="4" name="图片 1"/>
+                    <pic:cNvPicPr>
+                      <a:picLocks noChangeAspect="1"/>
+                    </pic:cNvPicPr>
+                  </pic:nvPicPr>
+                  <pic:blipFill>
+                    <a:blip r:embed="rId7"/>
+                    <a:stretch>
+                      <a:fillRect/>
+                    </a:stretch>
+                  </pic:blipFill>
+                  <pic:spPr>
+                    <a:xfrm>
+                      <a:off x="0" y="0"/>
+                      <a:ext cx="5271135" cy="303530"/>
+                    </a:xfrm>
+                    <a:prstGeom prst="rect">
+                      <a:avLst/>
+                    </a:prstGeom>
+                    <a:noFill/>
+                    <a:ln>
+                      <a:noFill/>
+                    </a:ln>
+                  </pic:spPr>
+                </pic:pic>
+              </a:graphicData>
+            </a:graphic>
+          </wp:inline>
+        </w:drawing>
+      </w:r>
+    </w:p>
+    <w:p>
+      <w:pPr>
+        <w:numPr>
+          <w:numId w:val="0"/>
+        </w:numPr>
+        <w:ind w:leftChars="0"/>
+        <w:rPr>
+          <w:rFonts w:hint="eastAsia"/>
+          <w:lang w:val="en-US" w:eastAsia="zh-CN"/>
+        </w:rPr>
+      </w:pPr>
+      <w:r>
+        <w:rPr>
+          <w:rFonts w:hint="eastAsia"/>
+          <w:lang w:val="en-US" w:eastAsia="zh-CN"/>
+        </w:rPr>
+        <w:t>以这一句为例，&lt;wave&gt;&lt;/wave&gt;中间夹着的区域就是会波浪起伏的文本，而标签不会出现在tmp文本中。</w:t>
+      </w:r>
+    </w:p>
+    <w:p>
+      <w:pPr>
+        <w:numPr>
+          <w:numId w:val="0"/>
+        </w:numPr>
+        <w:ind w:leftChars="0"/>
+        <w:rPr>
+          <w:rFonts w:hint="default"/>
+          <w:lang w:val="en-US" w:eastAsia="zh-CN"/>
+        </w:rPr>
+      </w:pPr>
+      <w:r>
+        <w:rPr>
+          <w:rFonts w:hint="eastAsia"/>
+          <w:lang w:val="en-US" w:eastAsia="zh-CN"/>
+        </w:rPr>
+        <w:t>需要注意的是：1.标签绝对不能跨行使用，包裹的区域一定要在一次文本加载中全部出现。2.标签绝对不能跨越人名和文本两个部分，因为这两个部分会解释在不同的tmp组件加载，标签跨越两个部分会导致标签的两部分被当作普通文本加载。况且一般也不需要人名抖动/起伏吧。3.波浪起伏有振幅、频率、间距三种变量，抖动有振幅一种变量，</w:t>
+      </w:r>
+      <w:bookmarkStart w:id="0" w:name="_GoBack"/>
+      <w:bookmarkEnd w:id="0"/>
+      <w:r>
+        <w:rPr>
+          <w:rFonts w:hint="eastAsia"/>
+          <w:lang w:val="en-US" w:eastAsia="zh-CN"/>
+        </w:rPr>
+        <w:t>在DialogueSystem的TextSpecialEffect脚本修改，inspector有暴露。</w:t>
       </w:r>
     </w:p>
     <w:p>

--- a/yarncommand.docx
+++ b/yarncommand.docx
@@ -611,6 +611,7 @@
             <w:insideH w:val="none" w:color="auto" w:sz="0" w:space="0"/>
             <w:insideV w:val="none" w:color="auto" w:sz="0" w:space="0"/>
           </w:tblBorders>
+          <w:shd w:val="clear" w:color="auto" w:fill="auto"/>
           <w:tblCellMar>
             <w:top w:w="15" w:type="dxa"/>
             <w:left w:w="15" w:type="dxa"/>
@@ -1808,67 +1809,66 @@
           <w:rFonts w:hint="eastAsia"/>
           <w:lang w:val="en-US" w:eastAsia="zh-CN"/>
         </w:rPr>
-        <w:t>四个参数都是float类型，最后的持续时间可以不填，默认1s。</w:t>
-      </w:r>
-    </w:p>
-    <w:p>
-      <w:pPr>
-        <w:numPr>
-          <w:ilvl w:val="0"/>
-          <w:numId w:val="0"/>
-        </w:numPr>
-        <w:ind w:leftChars="0"/>
-        <w:rPr>
-          <w:rFonts w:hint="eastAsia"/>
-          <w:lang w:val="en-US" w:eastAsia="zh-CN"/>
-        </w:rPr>
-      </w:pPr>
-      <w:r>
-        <w:rPr>
-          <w:rFonts w:hint="eastAsia"/>
-          <w:lang w:val="en-US" w:eastAsia="zh-CN"/>
-        </w:rPr>
-        <w:t>由于传递参数的类型限制，需要把放大中心的vector2拆成x、y两个float（float变量最后千万不要加f！）。屏幕中央坐标是(0,0)，我们的游戏目前默认1920×1080，x和y的绝对值最大值（也就是最大值和最小值）与放大倍数有关。具体而言，xmax = 960*(放大倍数-1)，ymax = 540*(放大倍数-1)。当然，xmin = -xmax，ymin = -ymax。</w:t>
-      </w:r>
-    </w:p>
-    <w:p>
-      <w:pPr>
-        <w:numPr>
-          <w:ilvl w:val="0"/>
-          <w:numId w:val="0"/>
-        </w:numPr>
-        <w:ind w:leftChars="0"/>
-        <w:rPr>
-          <w:rFonts w:hint="eastAsia"/>
-          <w:lang w:val="en-US" w:eastAsia="zh-CN"/>
-        </w:rPr>
-      </w:pPr>
-      <w:r>
-        <w:rPr>
-          <w:rFonts w:hint="eastAsia"/>
-          <w:lang w:val="en-US" w:eastAsia="zh-CN"/>
-        </w:rPr>
-        <w:t>放大倍数为1.0就是保持原始大小，数字越大放大程度也就越大。放大程度对应的是屏幕内长宽范围的变化。比如说放大倍数1.0的情况下能看到的范围是1920*1080，那么放大到2.0后能看到的范围就缩小成了960*540。</w:t>
-      </w:r>
-    </w:p>
-    <w:p>
-      <w:pPr>
-        <w:numPr>
-          <w:ilvl w:val="0"/>
-          <w:numId w:val="0"/>
-        </w:numPr>
-        <w:ind w:leftChars="0"/>
-        <w:rPr>
-          <w:rFonts w:hint="eastAsia"/>
-          <w:lang w:val="en-US" w:eastAsia="zh-CN"/>
-        </w:rPr>
-      </w:pPr>
-      <w:r>
-        <w:rPr>
-          <w:rFonts w:hint="eastAsia"/>
-          <w:lang w:val="en-US" w:eastAsia="zh-CN"/>
-        </w:rPr>
-        <w:t>持续时间就是放大的渐进过程的持续时长，从开始放大到结束放大，单位是秒，可以不填，不填就是1s。</w:t>
+        <w:t>四个参数都是float类型，最后的持续时间可以不填，默认0s，瞬间完成。</w:t>
+      </w:r>
+    </w:p>
+    <w:p>
+      <w:pPr>
+        <w:numPr>
+          <w:ilvl w:val="0"/>
+          <w:numId w:val="0"/>
+        </w:numPr>
+        <w:ind w:leftChars="0"/>
+        <w:rPr>
+          <w:rFonts w:hint="default" w:eastAsiaTheme="minorEastAsia"/>
+          <w:lang w:val="en-US" w:eastAsia="zh-CN"/>
+        </w:rPr>
+      </w:pPr>
+      <w:r>
+        <w:rPr>
+          <w:rFonts w:hint="eastAsia"/>
+          <w:lang w:val="en-US" w:eastAsia="zh-CN"/>
+        </w:rPr>
+        <w:t>由于传递参数的类型限制，需要把放大中心的vector2拆成x、y两个float（float变量最后千万不要加f！）。屏幕中央坐标是(0.5, 0.5)，</w:t>
+      </w:r>
+      <w:r>
+        <w:t>(0,0)表示放大的锚点是左上角，(1,1)为右下角，两个数值在0~1之间决定锚点位置</w:t>
+      </w:r>
+      <w:r>
+        <w:rPr>
+          <w:rFonts w:hint="eastAsia"/>
+          <w:lang w:eastAsia="zh-CN"/>
+        </w:rPr>
+        <w:t>。</w:t>
+      </w:r>
+      <w:r>
+        <w:rPr>
+          <w:rFonts w:hint="eastAsia"/>
+          <w:lang w:val="en-US" w:eastAsia="zh-CN"/>
+        </w:rPr>
+        <w:t>我们默认摄像头放大不影响立绘和对话框。</w:t>
+      </w:r>
+      <w:bookmarkStart w:id="0" w:name="_GoBack"/>
+      <w:bookmarkEnd w:id="0"/>
+    </w:p>
+    <w:p>
+      <w:pPr>
+        <w:numPr>
+          <w:ilvl w:val="0"/>
+          <w:numId w:val="0"/>
+        </w:numPr>
+        <w:ind w:leftChars="0"/>
+        <w:rPr>
+          <w:rFonts w:hint="eastAsia"/>
+          <w:lang w:val="en-US" w:eastAsia="zh-CN"/>
+        </w:rPr>
+      </w:pPr>
+      <w:r>
+        <w:rPr>
+          <w:rFonts w:hint="eastAsia"/>
+          <w:lang w:val="en-US" w:eastAsia="zh-CN"/>
+        </w:rPr>
+        <w:t>持续时间就是放大的渐进过程的持续时长，从开始放大到结束放大，单位是秒，可以不填，不填就是0s，瞬间完成。</w:t>
       </w:r>
     </w:p>
     <w:p>
@@ -2000,6 +2000,7 @@
     <w:p>
       <w:pPr>
         <w:numPr>
+          <w:ilvl w:val="0"/>
           <w:numId w:val="0"/>
         </w:numPr>
         <w:ind w:leftChars="0"/>
@@ -2019,6 +2020,7 @@
     <w:p>
       <w:pPr>
         <w:numPr>
+          <w:ilvl w:val="0"/>
           <w:numId w:val="0"/>
         </w:numPr>
         <w:ind w:leftChars="0"/>
@@ -2038,6 +2040,7 @@
     <w:p>
       <w:pPr>
         <w:numPr>
+          <w:ilvl w:val="0"/>
           <w:numId w:val="0"/>
         </w:numPr>
         <w:ind w:leftChars="0"/>
@@ -2089,6 +2092,7 @@
     <w:p>
       <w:pPr>
         <w:numPr>
+          <w:ilvl w:val="0"/>
           <w:numId w:val="0"/>
         </w:numPr>
         <w:ind w:leftChars="0"/>
@@ -2108,29 +2112,21 @@
     <w:p>
       <w:pPr>
         <w:numPr>
-          <w:numId w:val="0"/>
-        </w:numPr>
-        <w:ind w:leftChars="0"/>
-        <w:rPr>
-          <w:rFonts w:hint="default"/>
-          <w:lang w:val="en-US" w:eastAsia="zh-CN"/>
-        </w:rPr>
-      </w:pPr>
-      <w:r>
-        <w:rPr>
-          <w:rFonts w:hint="eastAsia"/>
-          <w:lang w:val="en-US" w:eastAsia="zh-CN"/>
-        </w:rPr>
-        <w:t>需要注意的是：1.标签绝对不能跨行使用，包裹的区域一定要在一次文本加载中全部出现。2.标签绝对不能跨越人名和文本两个部分，因为这两个部分会解释在不同的tmp组件加载，标签跨越两个部分会导致标签的两部分被当作普通文本加载。况且一般也不需要人名抖动/起伏吧。3.波浪起伏有振幅、频率、间距三种变量，抖动有振幅一种变量，</w:t>
-      </w:r>
-      <w:bookmarkStart w:id="0" w:name="_GoBack"/>
-      <w:bookmarkEnd w:id="0"/>
-      <w:r>
-        <w:rPr>
-          <w:rFonts w:hint="eastAsia"/>
-          <w:lang w:val="en-US" w:eastAsia="zh-CN"/>
-        </w:rPr>
-        <w:t>在DialogueSystem的TextSpecialEffect脚本修改，inspector有暴露。</w:t>
+          <w:ilvl w:val="0"/>
+          <w:numId w:val="0"/>
+        </w:numPr>
+        <w:ind w:leftChars="0"/>
+        <w:rPr>
+          <w:rFonts w:hint="default"/>
+          <w:lang w:val="en-US" w:eastAsia="zh-CN"/>
+        </w:rPr>
+      </w:pPr>
+      <w:r>
+        <w:rPr>
+          <w:rFonts w:hint="eastAsia"/>
+          <w:lang w:val="en-US" w:eastAsia="zh-CN"/>
+        </w:rPr>
+        <w:t>需要注意的是：1.标签绝对不能跨行使用，包裹的区域一定要在一次文本加载中全部出现。2.标签绝对不能跨越人名和文本两个部分，因为这两个部分会解释在不同的tmp组件加载，标签跨越两个部分会导致标签的两部分被当作普通文本加载。况且一般也不需要人名抖动/起伏吧。3.波浪起伏有振幅、频率、间距三种变量，抖动有振幅一种变量，在DialogueSystem的TextSpecialEffect脚本修改，inspector有暴露。</w:t>
       </w:r>
     </w:p>
     <w:p>

--- a/yarncommand.docx
+++ b/yarncommand.docx
@@ -1848,8 +1848,6 @@
         </w:rPr>
         <w:t>我们默认摄像头放大不影响立绘和对话框。</w:t>
       </w:r>
-      <w:bookmarkStart w:id="0" w:name="_GoBack"/>
-      <w:bookmarkEnd w:id="0"/>
     </w:p>
     <w:p>
       <w:pPr>
@@ -2117,7 +2115,7 @@
         </w:numPr>
         <w:ind w:leftChars="0"/>
         <w:rPr>
-          <w:rFonts w:hint="default"/>
+          <w:rFonts w:hint="eastAsia"/>
           <w:lang w:val="en-US" w:eastAsia="zh-CN"/>
         </w:rPr>
       </w:pPr>
@@ -2128,6 +2126,79 @@
         </w:rPr>
         <w:t>需要注意的是：1.标签绝对不能跨行使用，包裹的区域一定要在一次文本加载中全部出现。2.标签绝对不能跨越人名和文本两个部分，因为这两个部分会解释在不同的tmp组件加载，标签跨越两个部分会导致标签的两部分被当作普通文本加载。况且一般也不需要人名抖动/起伏吧。3.波浪起伏有振幅、频率、间距三种变量，抖动有振幅一种变量，在DialogueSystem的TextSpecialEffect脚本修改，inspector有暴露。</w:t>
       </w:r>
+    </w:p>
+    <w:p>
+      <w:pPr>
+        <w:numPr>
+          <w:ilvl w:val="0"/>
+          <w:numId w:val="0"/>
+        </w:numPr>
+        <w:ind w:leftChars="0"/>
+        <w:rPr>
+          <w:rFonts w:hint="eastAsia"/>
+          <w:lang w:val="en-US" w:eastAsia="zh-CN"/>
+        </w:rPr>
+      </w:pPr>
+    </w:p>
+    <w:p>
+      <w:pPr>
+        <w:numPr>
+          <w:ilvl w:val="0"/>
+          <w:numId w:val="1"/>
+        </w:numPr>
+        <w:ind w:left="0" w:leftChars="0" w:firstLine="0" w:firstLineChars="0"/>
+        <w:rPr>
+          <w:rFonts w:hint="default"/>
+          <w:lang w:val="en-US" w:eastAsia="zh-CN"/>
+        </w:rPr>
+      </w:pPr>
+      <w:r>
+        <w:rPr>
+          <w:rFonts w:hint="eastAsia"/>
+          <w:lang w:val="en-US" w:eastAsia="zh-CN"/>
+        </w:rPr>
+        <w:t>增加额外属性</w:t>
+      </w:r>
+    </w:p>
+    <w:p>
+      <w:pPr>
+        <w:numPr>
+          <w:numId w:val="0"/>
+        </w:numPr>
+        <w:ind w:leftChars="0"/>
+        <w:rPr>
+          <w:rFonts w:hint="eastAsia"/>
+          <w:lang w:val="en-US" w:eastAsia="zh-CN"/>
+        </w:rPr>
+      </w:pPr>
+      <w:r>
+        <w:rPr>
+          <w:rFonts w:hint="eastAsia"/>
+          <w:lang w:val="en-US" w:eastAsia="zh-CN"/>
+        </w:rPr>
+        <w:t>写法：&lt;&lt;add_property 属性类型 增加值&gt;&gt;</w:t>
+      </w:r>
+    </w:p>
+    <w:p>
+      <w:pPr>
+        <w:numPr>
+          <w:numId w:val="0"/>
+        </w:numPr>
+        <w:ind w:leftChars="0"/>
+        <w:rPr>
+          <w:rFonts w:hint="default"/>
+          <w:lang w:val="en-US" w:eastAsia="zh-CN"/>
+        </w:rPr>
+      </w:pPr>
+      <w:r>
+        <w:rPr>
+          <w:rFonts w:hint="eastAsia"/>
+          <w:lang w:val="en-US" w:eastAsia="zh-CN"/>
+        </w:rPr>
+        <w:t>属性类型和增加值都是int，属性类型有1 2 3 4 5物种，1~3表示三种好感属性，4表示金钱，5表示额外魅力值。增加值顾名思义。</w:t>
+      </w:r>
+      <w:bookmarkStart w:id="0" w:name="_GoBack"/>
+      <w:bookmarkEnd w:id="0"/>
     </w:p>
     <w:p>
       <w:pPr>

--- a/yarncommand.docx
+++ b/yarncommand.docx
@@ -321,7 +321,6 @@
             <w:insideH w:val="none" w:color="auto" w:sz="0" w:space="0"/>
             <w:insideV w:val="none" w:color="auto" w:sz="0" w:space="0"/>
           </w:tblBorders>
-          <w:shd w:val="clear" w:color="auto" w:fill="auto"/>
           <w:tblCellMar>
             <w:top w:w="15" w:type="dxa"/>
             <w:left w:w="15" w:type="dxa"/>
@@ -379,7 +378,6 @@
             <w:insideH w:val="none" w:color="auto" w:sz="0" w:space="0"/>
             <w:insideV w:val="none" w:color="auto" w:sz="0" w:space="0"/>
           </w:tblBorders>
-          <w:shd w:val="clear" w:color="auto" w:fill="auto"/>
           <w:tblCellMar>
             <w:top w:w="15" w:type="dxa"/>
             <w:left w:w="15" w:type="dxa"/>
@@ -2163,6 +2161,7 @@
     <w:p>
       <w:pPr>
         <w:numPr>
+          <w:ilvl w:val="0"/>
           <w:numId w:val="0"/>
         </w:numPr>
         <w:ind w:leftChars="0"/>
@@ -2182,11 +2181,12 @@
     <w:p>
       <w:pPr>
         <w:numPr>
-          <w:numId w:val="0"/>
-        </w:numPr>
-        <w:ind w:leftChars="0"/>
-        <w:rPr>
-          <w:rFonts w:hint="default"/>
+          <w:ilvl w:val="0"/>
+          <w:numId w:val="0"/>
+        </w:numPr>
+        <w:ind w:leftChars="0"/>
+        <w:rPr>
+          <w:rFonts w:hint="eastAsia"/>
           <w:lang w:val="en-US" w:eastAsia="zh-CN"/>
         </w:rPr>
       </w:pPr>
@@ -2196,6 +2196,26 @@
           <w:lang w:val="en-US" w:eastAsia="zh-CN"/>
         </w:rPr>
         <w:t>属性类型和增加值都是int，属性类型有1 2 3 4 5物种，1~3表示三种好感属性，4表示金钱，5表示额外魅力值。增加值顾名思义。</w:t>
+      </w:r>
+    </w:p>
+    <w:p>
+      <w:pPr>
+        <w:numPr>
+          <w:ilvl w:val="0"/>
+          <w:numId w:val="0"/>
+        </w:numPr>
+        <w:ind w:leftChars="0"/>
+        <w:rPr>
+          <w:rFonts w:hint="default"/>
+          <w:lang w:val="en-US" w:eastAsia="zh-CN"/>
+        </w:rPr>
+      </w:pPr>
+      <w:r>
+        <w:rPr>
+          <w:rFonts w:hint="eastAsia"/>
+          <w:lang w:val="en-US" w:eastAsia="zh-CN"/>
+        </w:rPr>
+        <w:t>注意！该指令必须写在对话脚本的开头（第一句话之前），以免跳过人生导致无法执行。UI会在对话结束时更新。</w:t>
       </w:r>
       <w:bookmarkStart w:id="0" w:name="_GoBack"/>
       <w:bookmarkEnd w:id="0"/>

--- a/yarncommand.docx
+++ b/yarncommand.docx
@@ -321,6 +321,7 @@
             <w:insideH w:val="none" w:color="auto" w:sz="0" w:space="0"/>
             <w:insideV w:val="none" w:color="auto" w:sz="0" w:space="0"/>
           </w:tblBorders>
+          <w:shd w:val="clear" w:color="auto" w:fill="auto"/>
           <w:tblCellMar>
             <w:top w:w="15" w:type="dxa"/>
             <w:left w:w="15" w:type="dxa"/>
@@ -609,7 +610,6 @@
             <w:insideH w:val="none" w:color="auto" w:sz="0" w:space="0"/>
             <w:insideV w:val="none" w:color="auto" w:sz="0" w:space="0"/>
           </w:tblBorders>
-          <w:shd w:val="clear" w:color="auto" w:fill="auto"/>
           <w:tblCellMar>
             <w:top w:w="15" w:type="dxa"/>
             <w:left w:w="15" w:type="dxa"/>
@@ -835,7 +835,7 @@
           <w:rFonts w:hint="eastAsia"/>
           <w:lang w:val="en-US" w:eastAsia="zh-CN"/>
         </w:rPr>
-        <w:t>物体名称见命令3，持续时间见命令12。</w:t>
+        <w:t>物体名称见命令3，持续时间见命令13。</w:t>
       </w:r>
     </w:p>
     <w:p>
@@ -865,10 +865,6 @@
           <w:numId w:val="0"/>
         </w:numPr>
         <w:ind w:leftChars="0"/>
-        <w:rPr>
-          <w:rFonts w:hint="default"/>
-          <w:lang w:val="en-US" w:eastAsia="zh-CN"/>
-        </w:rPr>
       </w:pPr>
       <w:r>
         <w:rPr>
@@ -899,6 +895,138 @@
       </w:r>
       <w:r>
         <w:t>移动到所承载的物体的RectTransform坐标点）</w:t>
+      </w:r>
+    </w:p>
+    <w:p>
+      <w:pPr>
+        <w:numPr>
+          <w:ilvl w:val="0"/>
+          <w:numId w:val="0"/>
+        </w:numPr>
+        <w:ind w:leftChars="0"/>
+      </w:pPr>
+    </w:p>
+    <w:p>
+      <w:pPr>
+        <w:numPr>
+          <w:ilvl w:val="0"/>
+          <w:numId w:val="1"/>
+        </w:numPr>
+        <w:ind w:left="0" w:leftChars="0" w:firstLine="0" w:firstLineChars="0"/>
+        <w:rPr>
+          <w:rFonts w:hint="default" w:eastAsiaTheme="minorEastAsia"/>
+          <w:lang w:val="en-US" w:eastAsia="zh-CN"/>
+        </w:rPr>
+      </w:pPr>
+      <w:r>
+        <w:rPr>
+          <w:rFonts w:hint="eastAsia"/>
+          <w:lang w:val="en-US" w:eastAsia="zh-CN"/>
+        </w:rPr>
+        <w:t>set_character_move</w:t>
+      </w:r>
+    </w:p>
+    <w:p>
+      <w:pPr>
+        <w:numPr>
+          <w:ilvl w:val="0"/>
+          <w:numId w:val="0"/>
+        </w:numPr>
+        <w:ind w:leftChars="0"/>
+        <w:rPr>
+          <w:rFonts w:hint="eastAsia"/>
+          <w:lang w:val="en-US" w:eastAsia="zh-CN"/>
+        </w:rPr>
+      </w:pPr>
+      <w:r>
+        <w:rPr>
+          <w:rFonts w:hint="eastAsia"/>
+          <w:lang w:val="en-US" w:eastAsia="zh-CN"/>
+        </w:rPr>
+        <w:t>写法：&lt;&lt;</w:t>
+      </w:r>
+      <w:r>
+        <w:rPr>
+          <w:rFonts w:hint="default"/>
+          <w:lang w:val="en-US" w:eastAsia="zh-CN"/>
+        </w:rPr>
+        <w:t>set_character_</w:t>
+      </w:r>
+      <w:r>
+        <w:rPr>
+          <w:rFonts w:hint="eastAsia"/>
+          <w:lang w:val="en-US" w:eastAsia="zh-CN"/>
+        </w:rPr>
+        <w:t>move 物体名称 移动方向 移动距离 持续时间&gt;&gt;</w:t>
+      </w:r>
+    </w:p>
+    <w:p>
+      <w:pPr>
+        <w:numPr>
+          <w:ilvl w:val="0"/>
+          <w:numId w:val="0"/>
+        </w:numPr>
+        <w:ind w:leftChars="0"/>
+        <w:rPr>
+          <w:rFonts w:hint="eastAsia"/>
+          <w:lang w:val="en-US" w:eastAsia="zh-CN"/>
+        </w:rPr>
+      </w:pPr>
+      <w:r>
+        <w:rPr>
+          <w:rFonts w:hint="eastAsia"/>
+          <w:lang w:val="en-US" w:eastAsia="zh-CN"/>
+        </w:rPr>
+        <w:t>物体名称见命令3，持续时间见命令13</w:t>
+      </w:r>
+      <w:bookmarkStart w:id="0" w:name="_GoBack"/>
+      <w:bookmarkEnd w:id="0"/>
+      <w:r>
+        <w:rPr>
+          <w:rFonts w:hint="eastAsia"/>
+          <w:lang w:val="en-US" w:eastAsia="zh-CN"/>
+        </w:rPr>
+        <w:t>。</w:t>
+      </w:r>
+    </w:p>
+    <w:p>
+      <w:pPr>
+        <w:numPr>
+          <w:ilvl w:val="0"/>
+          <w:numId w:val="0"/>
+        </w:numPr>
+        <w:ind w:leftChars="0"/>
+        <w:rPr>
+          <w:rFonts w:hint="eastAsia"/>
+          <w:lang w:val="en-US" w:eastAsia="zh-CN"/>
+        </w:rPr>
+      </w:pPr>
+      <w:r>
+        <w:rPr>
+          <w:rFonts w:hint="eastAsia"/>
+          <w:lang w:val="en-US" w:eastAsia="zh-CN"/>
+        </w:rPr>
+        <w:t>移动方向有两种：x和y。x代表水平方向，y代表竖直方向。移动为平滑移动。注意字母一定要小写！</w:t>
+      </w:r>
+    </w:p>
+    <w:p>
+      <w:pPr>
+        <w:numPr>
+          <w:ilvl w:val="0"/>
+          <w:numId w:val="0"/>
+        </w:numPr>
+        <w:ind w:leftChars="0"/>
+        <w:rPr>
+          <w:rFonts w:hint="default"/>
+          <w:lang w:val="en-US" w:eastAsia="zh-CN"/>
+        </w:rPr>
+      </w:pPr>
+      <w:r>
+        <w:rPr>
+          <w:rFonts w:hint="eastAsia"/>
+          <w:lang w:val="en-US" w:eastAsia="zh-CN"/>
+        </w:rPr>
+        <w:t>移动距离为float。亲测有效：从左边界到右边界长度为64，从上边界到下边界长度为36.</w:t>
       </w:r>
     </w:p>
     <w:p/>
@@ -2217,8 +2345,6 @@
         </w:rPr>
         <w:t>注意！该指令必须写在对话脚本的开头（第一句话之前），以免跳过人生导致无法执行。UI会在对话结束时更新。</w:t>
       </w:r>
-      <w:bookmarkStart w:id="0" w:name="_GoBack"/>
-      <w:bookmarkEnd w:id="0"/>
     </w:p>
     <w:p>
       <w:pPr>

--- a/yarncommand.docx
+++ b/yarncommand.docx
@@ -283,7 +283,7 @@
           <w:rFonts w:hint="eastAsia"/>
           <w:lang w:val="en-US" w:eastAsia="zh-CN"/>
         </w:rPr>
-        <w:t>差分类型目前有六种：peace_1, peace_2, saying, sad, happy, angry, 对应策划案的：</w:t>
+        <w:t>差分类型目前有八种：normal, doubt, sad, happy, angry, cry, dislike, mouth 对应策划案的：</w:t>
       </w:r>
     </w:p>
     <w:tbl>
@@ -321,7 +321,6 @@
             <w:insideH w:val="none" w:color="auto" w:sz="0" w:space="0"/>
             <w:insideV w:val="none" w:color="auto" w:sz="0" w:space="0"/>
           </w:tblBorders>
-          <w:shd w:val="clear" w:color="auto" w:fill="auto"/>
           <w:tblCellMar>
             <w:top w:w="15" w:type="dxa"/>
             <w:left w:w="15" w:type="dxa"/>
@@ -350,9 +349,11 @@
               <w:jc w:val="left"/>
               <w:textAlignment w:val="center"/>
               <w:rPr>
+                <w:rFonts w:hint="default"/>
                 <w:color w:val="000000"/>
                 <w:sz w:val="20"/>
                 <w:szCs w:val="20"/>
+                <w:lang w:val="en-US"/>
               </w:rPr>
             </w:pPr>
             <w:r>
@@ -364,7 +365,18 @@
                 <w:szCs w:val="20"/>
                 <w:lang w:val="en-US" w:eastAsia="zh-CN" w:bidi="ar"/>
               </w:rPr>
-              <w:t>平静1</w:t>
+              <w:t>平</w:t>
+            </w:r>
+            <w:r>
+              <w:rPr>
+                <w:rFonts w:hint="eastAsia" w:ascii="宋体" w:hAnsi="宋体" w:eastAsia="宋体" w:cs="宋体"/>
+                <w:color w:val="000000"/>
+                <w:kern w:val="0"/>
+                <w:sz w:val="20"/>
+                <w:szCs w:val="20"/>
+                <w:lang w:val="en-US" w:eastAsia="zh-CN" w:bidi="ar"/>
+              </w:rPr>
+              <w:t>常</w:t>
             </w:r>
           </w:p>
         </w:tc>
@@ -414,14 +426,14 @@
             </w:pPr>
             <w:r>
               <w:rPr>
-                <w:rFonts w:ascii="宋体" w:hAnsi="宋体" w:eastAsia="宋体" w:cs="宋体"/>
+                <w:rFonts w:hint="eastAsia" w:ascii="宋体" w:hAnsi="宋体" w:eastAsia="宋体" w:cs="宋体"/>
                 <w:color w:val="000000"/>
                 <w:kern w:val="0"/>
                 <w:sz w:val="20"/>
                 <w:szCs w:val="20"/>
                 <w:lang w:val="en-US" w:eastAsia="zh-CN" w:bidi="ar"/>
               </w:rPr>
-              <w:t>平静2</w:t>
+              <w:t>疑惑</w:t>
             </w:r>
           </w:p>
         </w:tc>
@@ -436,123 +448,6 @@
             <w:insideH w:val="none" w:color="auto" w:sz="0" w:space="0"/>
             <w:insideV w:val="none" w:color="auto" w:sz="0" w:space="0"/>
           </w:tblBorders>
-          <w:shd w:val="clear" w:color="auto" w:fill="auto"/>
-          <w:tblCellMar>
-            <w:top w:w="15" w:type="dxa"/>
-            <w:left w:w="15" w:type="dxa"/>
-            <w:bottom w:w="15" w:type="dxa"/>
-            <w:right w:w="15" w:type="dxa"/>
-          </w:tblCellMar>
-        </w:tblPrEx>
-        <w:trPr>
-          <w:trHeight w:val="240" w:hRule="atLeast"/>
-        </w:trPr>
-        <w:tc>
-          <w:tcPr>
-            <w:tcW w:w="1010" w:type="dxa"/>
-            <w:shd w:val="clear" w:color="auto" w:fill="auto"/>
-            <w:noWrap/>
-            <w:vAlign w:val="center"/>
-          </w:tcPr>
-          <w:p>
-            <w:pPr>
-              <w:keepNext w:val="0"/>
-              <w:keepLines w:val="0"/>
-              <w:widowControl/>
-              <w:suppressLineNumbers w:val="0"/>
-              <w:wordWrap/>
-              <w:spacing w:line="240" w:lineRule="auto"/>
-              <w:jc w:val="left"/>
-              <w:textAlignment w:val="center"/>
-              <w:rPr>
-                <w:color w:val="000000"/>
-                <w:sz w:val="20"/>
-                <w:szCs w:val="20"/>
-              </w:rPr>
-            </w:pPr>
-            <w:r>
-              <w:rPr>
-                <w:rFonts w:ascii="宋体" w:hAnsi="宋体" w:eastAsia="宋体" w:cs="宋体"/>
-                <w:color w:val="000000"/>
-                <w:kern w:val="0"/>
-                <w:sz w:val="20"/>
-                <w:szCs w:val="20"/>
-                <w:lang w:val="en-US" w:eastAsia="zh-CN" w:bidi="ar"/>
-              </w:rPr>
-              <w:t>开口</w:t>
-            </w:r>
-          </w:p>
-        </w:tc>
-      </w:tr>
-      <w:tr>
-        <w:tblPrEx>
-          <w:tblBorders>
-            <w:top w:val="none" w:color="auto" w:sz="0" w:space="0"/>
-            <w:left w:val="none" w:color="auto" w:sz="0" w:space="0"/>
-            <w:bottom w:val="none" w:color="auto" w:sz="0" w:space="0"/>
-            <w:right w:val="none" w:color="auto" w:sz="0" w:space="0"/>
-            <w:insideH w:val="none" w:color="auto" w:sz="0" w:space="0"/>
-            <w:insideV w:val="none" w:color="auto" w:sz="0" w:space="0"/>
-          </w:tblBorders>
-          <w:shd w:val="clear" w:color="auto" w:fill="auto"/>
-          <w:tblCellMar>
-            <w:top w:w="15" w:type="dxa"/>
-            <w:left w:w="15" w:type="dxa"/>
-            <w:bottom w:w="15" w:type="dxa"/>
-            <w:right w:w="15" w:type="dxa"/>
-          </w:tblCellMar>
-        </w:tblPrEx>
-        <w:trPr>
-          <w:trHeight w:val="240" w:hRule="atLeast"/>
-        </w:trPr>
-        <w:tc>
-          <w:tcPr>
-            <w:tcW w:w="1010" w:type="dxa"/>
-            <w:shd w:val="clear" w:color="auto" w:fill="auto"/>
-            <w:noWrap/>
-            <w:vAlign w:val="center"/>
-          </w:tcPr>
-          <w:p>
-            <w:pPr>
-              <w:keepNext w:val="0"/>
-              <w:keepLines w:val="0"/>
-              <w:widowControl/>
-              <w:suppressLineNumbers w:val="0"/>
-              <w:wordWrap/>
-              <w:spacing w:line="240" w:lineRule="auto"/>
-              <w:jc w:val="left"/>
-              <w:textAlignment w:val="center"/>
-              <w:rPr>
-                <w:color w:val="000000"/>
-                <w:sz w:val="20"/>
-                <w:szCs w:val="20"/>
-              </w:rPr>
-            </w:pPr>
-            <w:r>
-              <w:rPr>
-                <w:rFonts w:ascii="宋体" w:hAnsi="宋体" w:eastAsia="宋体" w:cs="宋体"/>
-                <w:color w:val="000000"/>
-                <w:kern w:val="0"/>
-                <w:sz w:val="20"/>
-                <w:szCs w:val="20"/>
-                <w:lang w:val="en-US" w:eastAsia="zh-CN" w:bidi="ar"/>
-              </w:rPr>
-              <w:t>开心</w:t>
-            </w:r>
-          </w:p>
-        </w:tc>
-      </w:tr>
-      <w:tr>
-        <w:tblPrEx>
-          <w:tblBorders>
-            <w:top w:val="none" w:color="auto" w:sz="0" w:space="0"/>
-            <w:left w:val="none" w:color="auto" w:sz="0" w:space="0"/>
-            <w:bottom w:val="none" w:color="auto" w:sz="0" w:space="0"/>
-            <w:right w:val="none" w:color="auto" w:sz="0" w:space="0"/>
-            <w:insideH w:val="none" w:color="auto" w:sz="0" w:space="0"/>
-            <w:insideV w:val="none" w:color="auto" w:sz="0" w:space="0"/>
-          </w:tblBorders>
-          <w:shd w:val="clear" w:color="auto" w:fill="auto"/>
           <w:tblCellMar>
             <w:top w:w="15" w:type="dxa"/>
             <w:left w:w="15" w:type="dxa"/>
@@ -652,11 +547,248 @@
                 <w:szCs w:val="20"/>
                 <w:lang w:val="en-US" w:eastAsia="zh-CN" w:bidi="ar"/>
               </w:rPr>
-              <w:t>嘟嘴生气</w:t>
+              <w:t>开心</w:t>
             </w:r>
           </w:p>
         </w:tc>
       </w:tr>
+      <w:tr>
+        <w:tblPrEx>
+          <w:tblBorders>
+            <w:top w:val="none" w:color="auto" w:sz="0" w:space="0"/>
+            <w:left w:val="none" w:color="auto" w:sz="0" w:space="0"/>
+            <w:bottom w:val="none" w:color="auto" w:sz="0" w:space="0"/>
+            <w:right w:val="none" w:color="auto" w:sz="0" w:space="0"/>
+            <w:insideH w:val="none" w:color="auto" w:sz="0" w:space="0"/>
+            <w:insideV w:val="none" w:color="auto" w:sz="0" w:space="0"/>
+          </w:tblBorders>
+          <w:tblCellMar>
+            <w:top w:w="15" w:type="dxa"/>
+            <w:left w:w="15" w:type="dxa"/>
+            <w:bottom w:w="15" w:type="dxa"/>
+            <w:right w:w="15" w:type="dxa"/>
+          </w:tblCellMar>
+        </w:tblPrEx>
+        <w:trPr>
+          <w:trHeight w:val="240" w:hRule="atLeast"/>
+        </w:trPr>
+        <w:tc>
+          <w:tcPr>
+            <w:tcW w:w="1010" w:type="dxa"/>
+            <w:shd w:val="clear" w:color="auto" w:fill="auto"/>
+            <w:noWrap/>
+            <w:vAlign w:val="center"/>
+          </w:tcPr>
+          <w:p>
+            <w:pPr>
+              <w:keepNext w:val="0"/>
+              <w:keepLines w:val="0"/>
+              <w:widowControl/>
+              <w:suppressLineNumbers w:val="0"/>
+              <w:wordWrap/>
+              <w:spacing w:line="240" w:lineRule="auto"/>
+              <w:jc w:val="left"/>
+              <w:textAlignment w:val="center"/>
+              <w:rPr>
+                <w:rFonts w:hint="eastAsia" w:eastAsiaTheme="minorEastAsia"/>
+                <w:color w:val="000000"/>
+                <w:sz w:val="20"/>
+                <w:szCs w:val="20"/>
+                <w:lang w:val="en-US" w:eastAsia="zh-CN"/>
+              </w:rPr>
+            </w:pPr>
+            <w:r>
+              <w:rPr>
+                <w:rFonts w:hint="eastAsia"/>
+                <w:color w:val="000000"/>
+                <w:sz w:val="20"/>
+                <w:szCs w:val="20"/>
+                <w:lang w:val="en-US" w:eastAsia="zh-CN"/>
+              </w:rPr>
+              <w:t>生气</w:t>
+            </w:r>
+          </w:p>
+        </w:tc>
+      </w:tr>
+      <w:tr>
+        <w:tblPrEx>
+          <w:tblBorders>
+            <w:top w:val="none" w:color="auto" w:sz="0" w:space="0"/>
+            <w:left w:val="none" w:color="auto" w:sz="0" w:space="0"/>
+            <w:bottom w:val="none" w:color="auto" w:sz="0" w:space="0"/>
+            <w:right w:val="none" w:color="auto" w:sz="0" w:space="0"/>
+            <w:insideH w:val="none" w:color="auto" w:sz="0" w:space="0"/>
+            <w:insideV w:val="none" w:color="auto" w:sz="0" w:space="0"/>
+          </w:tblBorders>
+          <w:tblCellMar>
+            <w:top w:w="15" w:type="dxa"/>
+            <w:left w:w="15" w:type="dxa"/>
+            <w:bottom w:w="15" w:type="dxa"/>
+            <w:right w:w="15" w:type="dxa"/>
+          </w:tblCellMar>
+        </w:tblPrEx>
+        <w:trPr>
+          <w:trHeight w:val="240" w:hRule="atLeast"/>
+        </w:trPr>
+        <w:tc>
+          <w:tcPr>
+            <w:tcW w:w="1010" w:type="dxa"/>
+            <w:shd w:val="clear" w:color="auto" w:fill="auto"/>
+            <w:noWrap/>
+            <w:vAlign w:val="center"/>
+          </w:tcPr>
+          <w:p>
+            <w:pPr>
+              <w:keepNext w:val="0"/>
+              <w:keepLines w:val="0"/>
+              <w:widowControl/>
+              <w:suppressLineNumbers w:val="0"/>
+              <w:wordWrap/>
+              <w:spacing w:line="240" w:lineRule="auto"/>
+              <w:jc w:val="left"/>
+              <w:textAlignment w:val="center"/>
+              <w:rPr>
+                <w:color w:val="000000"/>
+                <w:sz w:val="20"/>
+                <w:szCs w:val="20"/>
+              </w:rPr>
+            </w:pPr>
+            <w:r>
+              <w:rPr>
+                <w:rFonts w:hint="eastAsia" w:ascii="宋体" w:hAnsi="宋体" w:eastAsia="宋体" w:cs="宋体"/>
+                <w:color w:val="000000"/>
+                <w:kern w:val="0"/>
+                <w:sz w:val="20"/>
+                <w:szCs w:val="20"/>
+                <w:lang w:val="en-US" w:eastAsia="zh-CN" w:bidi="ar"/>
+              </w:rPr>
+              <w:t>哭哭</w:t>
+            </w:r>
+          </w:p>
+        </w:tc>
+      </w:tr>
+      <w:tr>
+        <w:tblPrEx>
+          <w:tblBorders>
+            <w:top w:val="none" w:color="auto" w:sz="0" w:space="0"/>
+            <w:left w:val="none" w:color="auto" w:sz="0" w:space="0"/>
+            <w:bottom w:val="none" w:color="auto" w:sz="0" w:space="0"/>
+            <w:right w:val="none" w:color="auto" w:sz="0" w:space="0"/>
+            <w:insideH w:val="none" w:color="auto" w:sz="0" w:space="0"/>
+            <w:insideV w:val="none" w:color="auto" w:sz="0" w:space="0"/>
+          </w:tblBorders>
+          <w:tblCellMar>
+            <w:top w:w="15" w:type="dxa"/>
+            <w:left w:w="15" w:type="dxa"/>
+            <w:bottom w:w="15" w:type="dxa"/>
+            <w:right w:w="15" w:type="dxa"/>
+          </w:tblCellMar>
+        </w:tblPrEx>
+        <w:trPr>
+          <w:trHeight w:val="240" w:hRule="atLeast"/>
+        </w:trPr>
+        <w:tc>
+          <w:tcPr>
+            <w:tcW w:w="1010" w:type="dxa"/>
+            <w:shd w:val="clear" w:color="auto" w:fill="auto"/>
+            <w:noWrap/>
+            <w:vAlign w:val="center"/>
+          </w:tcPr>
+          <w:p>
+            <w:pPr>
+              <w:keepNext w:val="0"/>
+              <w:keepLines w:val="0"/>
+              <w:widowControl/>
+              <w:suppressLineNumbers w:val="0"/>
+              <w:wordWrap/>
+              <w:spacing w:line="240" w:lineRule="auto"/>
+              <w:jc w:val="left"/>
+              <w:textAlignment w:val="center"/>
+              <w:rPr>
+                <w:rFonts w:hint="default" w:ascii="宋体" w:hAnsi="宋体" w:eastAsia="宋体" w:cs="宋体"/>
+                <w:color w:val="000000"/>
+                <w:kern w:val="0"/>
+                <w:sz w:val="20"/>
+                <w:szCs w:val="20"/>
+                <w:lang w:val="en-US" w:eastAsia="zh-CN" w:bidi="ar"/>
+              </w:rPr>
+            </w:pPr>
+            <w:r>
+              <w:rPr>
+                <w:rFonts w:hint="eastAsia" w:ascii="宋体" w:hAnsi="宋体" w:eastAsia="宋体" w:cs="宋体"/>
+                <w:color w:val="000000"/>
+                <w:kern w:val="0"/>
+                <w:sz w:val="20"/>
+                <w:szCs w:val="20"/>
+                <w:lang w:val="en-US" w:eastAsia="zh-CN" w:bidi="ar"/>
+              </w:rPr>
+              <w:t>嫌弃</w:t>
+            </w:r>
+          </w:p>
+        </w:tc>
+      </w:tr>
+      <w:tr>
+        <w:tblPrEx>
+          <w:tblBorders>
+            <w:top w:val="none" w:color="auto" w:sz="0" w:space="0"/>
+            <w:left w:val="none" w:color="auto" w:sz="0" w:space="0"/>
+            <w:bottom w:val="none" w:color="auto" w:sz="0" w:space="0"/>
+            <w:right w:val="none" w:color="auto" w:sz="0" w:space="0"/>
+            <w:insideH w:val="none" w:color="auto" w:sz="0" w:space="0"/>
+            <w:insideV w:val="none" w:color="auto" w:sz="0" w:space="0"/>
+          </w:tblBorders>
+          <w:tblCellMar>
+            <w:top w:w="15" w:type="dxa"/>
+            <w:left w:w="15" w:type="dxa"/>
+            <w:bottom w:w="15" w:type="dxa"/>
+            <w:right w:w="15" w:type="dxa"/>
+          </w:tblCellMar>
+        </w:tblPrEx>
+        <w:trPr>
+          <w:trHeight w:val="240" w:hRule="atLeast"/>
+        </w:trPr>
+        <w:tc>
+          <w:tcPr>
+            <w:tcW w:w="1010" w:type="dxa"/>
+            <w:shd w:val="clear" w:color="auto" w:fill="auto"/>
+            <w:noWrap/>
+            <w:vAlign w:val="center"/>
+          </w:tcPr>
+          <w:p>
+            <w:pPr>
+              <w:keepNext w:val="0"/>
+              <w:keepLines w:val="0"/>
+              <w:widowControl/>
+              <w:suppressLineNumbers w:val="0"/>
+              <w:wordWrap/>
+              <w:spacing w:line="240" w:lineRule="auto"/>
+              <w:jc w:val="left"/>
+              <w:textAlignment w:val="center"/>
+              <w:rPr>
+                <w:rFonts w:hint="default" w:ascii="宋体" w:hAnsi="宋体" w:eastAsia="宋体" w:cs="宋体"/>
+                <w:color w:val="000000"/>
+                <w:kern w:val="0"/>
+                <w:sz w:val="20"/>
+                <w:szCs w:val="20"/>
+                <w:lang w:val="en-US" w:eastAsia="zh-CN" w:bidi="ar"/>
+              </w:rPr>
+            </w:pPr>
+            <w:r>
+              <w:rPr>
+                <w:rFonts w:hint="eastAsia" w:ascii="宋体" w:hAnsi="宋体" w:eastAsia="宋体" w:cs="宋体"/>
+                <w:color w:val="000000"/>
+                <w:kern w:val="0"/>
+                <w:sz w:val="20"/>
+                <w:szCs w:val="20"/>
+                <w:lang w:val="en-US" w:eastAsia="zh-CN" w:bidi="ar"/>
+              </w:rPr>
+              <w:t>嘟嘴</w:t>
+            </w:r>
+            <w:bookmarkStart w:id="0" w:name="_GoBack"/>
+            <w:bookmarkEnd w:id="0"/>
+          </w:p>
+        </w:tc>
+      </w:tr>
     </w:tbl>
     <w:p>
       <w:pPr>
@@ -977,16 +1109,7 @@
           <w:rFonts w:hint="eastAsia"/>
           <w:lang w:val="en-US" w:eastAsia="zh-CN"/>
         </w:rPr>
-        <w:t>物体名称见命令3，持续时间见命令13</w:t>
-      </w:r>
-      <w:bookmarkStart w:id="0" w:name="_GoBack"/>
-      <w:bookmarkEnd w:id="0"/>
-      <w:r>
-        <w:rPr>
-          <w:rFonts w:hint="eastAsia"/>
-          <w:lang w:val="en-US" w:eastAsia="zh-CN"/>
-        </w:rPr>
-        <w:t>。</w:t>
+        <w:t>物体名称见命令3，持续时间见命令13。</w:t>
       </w:r>
     </w:p>
     <w:p>

--- a/yarncommand.docx
+++ b/yarncommand.docx
@@ -120,6 +120,134 @@
           <w:rFonts w:hint="eastAsia"/>
           <w:lang w:val="en-US" w:eastAsia="zh-CN"/>
         </w:rPr>
+        <w:t>写法：</w:t>
+      </w:r>
+      <w:bookmarkStart w:id="0" w:name="_GoBack"/>
+      <w:r>
+        <w:rPr>
+          <w:rFonts w:hint="eastAsia"/>
+          <w:lang w:val="en-US" w:eastAsia="zh-CN"/>
+        </w:rPr>
+        <w:t>&lt;&lt;</w:t>
+      </w:r>
+      <w:r>
+        <w:rPr>
+          <w:rFonts w:hint="default"/>
+          <w:lang w:val="en-US" w:eastAsia="zh-CN"/>
+        </w:rPr>
+        <w:t>set_character_shake</w:t>
+      </w:r>
+      <w:r>
+        <w:rPr>
+          <w:rFonts w:hint="eastAsia"/>
+          <w:lang w:val="en-US" w:eastAsia="zh-CN"/>
+        </w:rPr>
+        <w:t xml:space="preserve"> 人物名称 抖动类型&gt;&gt;</w:t>
+      </w:r>
+      <w:bookmarkEnd w:id="0"/>
+    </w:p>
+    <w:p>
+      <w:pPr>
+        <w:numPr>
+          <w:ilvl w:val="0"/>
+          <w:numId w:val="0"/>
+        </w:numPr>
+        <w:rPr>
+          <w:rFonts w:hint="eastAsia"/>
+          <w:lang w:val="en-US" w:eastAsia="zh-CN"/>
+        </w:rPr>
+      </w:pPr>
+      <w:r>
+        <w:rPr>
+          <w:rFonts w:hint="eastAsia"/>
+          <w:lang w:val="en-US" w:eastAsia="zh-CN"/>
+        </w:rPr>
+        <w:t>人物名称填写脚本里写的人物名称，如果是玩家就写{$MY_NAME}</w:t>
+      </w:r>
+    </w:p>
+    <w:p>
+      <w:pPr>
+        <w:numPr>
+          <w:ilvl w:val="0"/>
+          <w:numId w:val="0"/>
+        </w:numPr>
+        <w:rPr>
+          <w:rFonts w:hint="eastAsia"/>
+          <w:lang w:val="en-US" w:eastAsia="zh-CN"/>
+        </w:rPr>
+      </w:pPr>
+      <w:r>
+        <w:rPr>
+          <w:rFonts w:hint="eastAsia"/>
+          <w:lang w:val="en-US" w:eastAsia="zh-CN"/>
+        </w:rPr>
+        <w:t>抖动类型有两种：up_down, left_right，分别用来上下、左右抖动。</w:t>
+      </w:r>
+    </w:p>
+    <w:p>
+      <w:pPr>
+        <w:numPr>
+          <w:ilvl w:val="0"/>
+          <w:numId w:val="0"/>
+        </w:numPr>
+        <w:rPr>
+          <w:rFonts w:hint="eastAsia"/>
+          <w:lang w:val="en-US" w:eastAsia="zh-CN"/>
+        </w:rPr>
+      </w:pPr>
+      <w:r>
+        <w:rPr>
+          <w:rFonts w:hint="eastAsia"/>
+          <w:lang w:val="en-US" w:eastAsia="zh-CN"/>
+        </w:rPr>
+        <w:t>两个参数外面一定要包裹英文双引号！</w:t>
+      </w:r>
+    </w:p>
+    <w:p/>
+    <w:p>
+      <w:pPr>
+        <w:numPr>
+          <w:ilvl w:val="0"/>
+          <w:numId w:val="1"/>
+        </w:numPr>
+        <w:ind w:left="0" w:leftChars="0" w:firstLine="0" w:firstLineChars="0"/>
+        <w:rPr>
+          <w:rFonts w:hint="default"/>
+          <w:lang w:val="en-US" w:eastAsia="zh-CN"/>
+        </w:rPr>
+      </w:pPr>
+      <w:r>
+        <w:rPr>
+          <w:rFonts w:hint="default"/>
+          <w:lang w:val="en-US" w:eastAsia="zh-CN"/>
+        </w:rPr>
+        <w:t>set_character_sprite</w:t>
+      </w:r>
+      <w:r>
+        <w:rPr>
+          <w:rFonts w:hint="eastAsia"/>
+          <w:lang w:val="en-US" w:eastAsia="zh-CN"/>
+        </w:rPr>
+        <w:t>，实现切换差分</w:t>
+      </w:r>
+    </w:p>
+    <w:p>
+      <w:pPr>
+        <w:numPr>
+          <w:ilvl w:val="0"/>
+          <w:numId w:val="0"/>
+        </w:numPr>
+        <w:ind w:leftChars="0"/>
+        <w:rPr>
+          <w:rFonts w:hint="eastAsia"/>
+          <w:lang w:val="en-US" w:eastAsia="zh-CN"/>
+        </w:rPr>
+      </w:pPr>
+      <w:r>
+        <w:rPr>
+          <w:rFonts w:hint="eastAsia"/>
+          <w:lang w:val="en-US" w:eastAsia="zh-CN"/>
+        </w:rPr>
         <w:t>写法：&lt;&lt;</w:t>
       </w:r>
       <w:r>
@@ -127,125 +255,6 @@
           <w:rFonts w:hint="default"/>
           <w:lang w:val="en-US" w:eastAsia="zh-CN"/>
         </w:rPr>
-        <w:t>set_character_shake</w:t>
-      </w:r>
-      <w:r>
-        <w:rPr>
-          <w:rFonts w:hint="eastAsia"/>
-          <w:lang w:val="en-US" w:eastAsia="zh-CN"/>
-        </w:rPr>
-        <w:t xml:space="preserve"> 人物名称 抖动类型&gt;&gt;</w:t>
-      </w:r>
-    </w:p>
-    <w:p>
-      <w:pPr>
-        <w:numPr>
-          <w:ilvl w:val="0"/>
-          <w:numId w:val="0"/>
-        </w:numPr>
-        <w:rPr>
-          <w:rFonts w:hint="eastAsia"/>
-          <w:lang w:val="en-US" w:eastAsia="zh-CN"/>
-        </w:rPr>
-      </w:pPr>
-      <w:r>
-        <w:rPr>
-          <w:rFonts w:hint="eastAsia"/>
-          <w:lang w:val="en-US" w:eastAsia="zh-CN"/>
-        </w:rPr>
-        <w:t>人物名称填写脚本里写的人物名称，如果是玩家就写{$MY_NAME}</w:t>
-      </w:r>
-    </w:p>
-    <w:p>
-      <w:pPr>
-        <w:numPr>
-          <w:ilvl w:val="0"/>
-          <w:numId w:val="0"/>
-        </w:numPr>
-        <w:rPr>
-          <w:rFonts w:hint="eastAsia"/>
-          <w:lang w:val="en-US" w:eastAsia="zh-CN"/>
-        </w:rPr>
-      </w:pPr>
-      <w:r>
-        <w:rPr>
-          <w:rFonts w:hint="eastAsia"/>
-          <w:lang w:val="en-US" w:eastAsia="zh-CN"/>
-        </w:rPr>
-        <w:t>抖动类型有两种：up_down, left_right，分别用来上下、左右抖动。</w:t>
-      </w:r>
-    </w:p>
-    <w:p>
-      <w:pPr>
-        <w:numPr>
-          <w:ilvl w:val="0"/>
-          <w:numId w:val="0"/>
-        </w:numPr>
-        <w:rPr>
-          <w:rFonts w:hint="eastAsia"/>
-          <w:lang w:val="en-US" w:eastAsia="zh-CN"/>
-        </w:rPr>
-      </w:pPr>
-      <w:r>
-        <w:rPr>
-          <w:rFonts w:hint="eastAsia"/>
-          <w:lang w:val="en-US" w:eastAsia="zh-CN"/>
-        </w:rPr>
-        <w:t>两个参数外面一定要包裹英文双引号！</w:t>
-      </w:r>
-    </w:p>
-    <w:p/>
-    <w:p>
-      <w:pPr>
-        <w:numPr>
-          <w:ilvl w:val="0"/>
-          <w:numId w:val="1"/>
-        </w:numPr>
-        <w:ind w:left="0" w:leftChars="0" w:firstLine="0" w:firstLineChars="0"/>
-        <w:rPr>
-          <w:rFonts w:hint="default"/>
-          <w:lang w:val="en-US" w:eastAsia="zh-CN"/>
-        </w:rPr>
-      </w:pPr>
-      <w:r>
-        <w:rPr>
-          <w:rFonts w:hint="default"/>
-          <w:lang w:val="en-US" w:eastAsia="zh-CN"/>
-        </w:rPr>
-        <w:t>set_character_sprite</w:t>
-      </w:r>
-      <w:r>
-        <w:rPr>
-          <w:rFonts w:hint="eastAsia"/>
-          <w:lang w:val="en-US" w:eastAsia="zh-CN"/>
-        </w:rPr>
-        <w:t>，实现切换差分</w:t>
-      </w:r>
-    </w:p>
-    <w:p>
-      <w:pPr>
-        <w:numPr>
-          <w:ilvl w:val="0"/>
-          <w:numId w:val="0"/>
-        </w:numPr>
-        <w:ind w:leftChars="0"/>
-        <w:rPr>
-          <w:rFonts w:hint="eastAsia"/>
-          <w:lang w:val="en-US" w:eastAsia="zh-CN"/>
-        </w:rPr>
-      </w:pPr>
-      <w:r>
-        <w:rPr>
-          <w:rFonts w:hint="eastAsia"/>
-          <w:lang w:val="en-US" w:eastAsia="zh-CN"/>
-        </w:rPr>
-        <w:t>写法：&lt;&lt;</w:t>
-      </w:r>
-      <w:r>
-        <w:rPr>
-          <w:rFonts w:hint="default"/>
-          <w:lang w:val="en-US" w:eastAsia="zh-CN"/>
-        </w:rPr>
         <w:t>set_character_</w:t>
       </w:r>
       <w:r>
@@ -283,7 +292,7 @@
           <w:rFonts w:hint="eastAsia"/>
           <w:lang w:val="en-US" w:eastAsia="zh-CN"/>
         </w:rPr>
-        <w:t>差分类型目前有八种：normal, doubt, sad, happy, angry, cry, dislike, mouth 对应策划案的：</w:t>
+        <w:t>差分类型目前有八种：normal, doubt, sad, happy, angry, cry, dislike, mouth,smile 对应策划案的：</w:t>
       </w:r>
     </w:p>
     <w:tbl>
@@ -321,6 +330,7 @@
             <w:insideH w:val="none" w:color="auto" w:sz="0" w:space="0"/>
             <w:insideV w:val="none" w:color="auto" w:sz="0" w:space="0"/>
           </w:tblBorders>
+          <w:shd w:val="clear" w:color="auto" w:fill="auto"/>
           <w:tblCellMar>
             <w:top w:w="15" w:type="dxa"/>
             <w:left w:w="15" w:type="dxa"/>
@@ -391,6 +401,7 @@
             <w:insideH w:val="none" w:color="auto" w:sz="0" w:space="0"/>
             <w:insideV w:val="none" w:color="auto" w:sz="0" w:space="0"/>
           </w:tblBorders>
+          <w:shd w:val="clear" w:color="auto" w:fill="auto"/>
           <w:tblCellMar>
             <w:top w:w="15" w:type="dxa"/>
             <w:left w:w="15" w:type="dxa"/>
@@ -448,6 +459,7 @@
             <w:insideH w:val="none" w:color="auto" w:sz="0" w:space="0"/>
             <w:insideV w:val="none" w:color="auto" w:sz="0" w:space="0"/>
           </w:tblBorders>
+          <w:shd w:val="clear" w:color="auto" w:fill="auto"/>
           <w:tblCellMar>
             <w:top w:w="15" w:type="dxa"/>
             <w:left w:w="15" w:type="dxa"/>
@@ -562,6 +574,7 @@
             <w:insideH w:val="none" w:color="auto" w:sz="0" w:space="0"/>
             <w:insideV w:val="none" w:color="auto" w:sz="0" w:space="0"/>
           </w:tblBorders>
+          <w:shd w:val="clear" w:color="auto" w:fill="auto"/>
           <w:tblCellMar>
             <w:top w:w="15" w:type="dxa"/>
             <w:left w:w="15" w:type="dxa"/>
@@ -784,8 +797,6 @@
               </w:rPr>
               <w:t>嘟嘴</w:t>
             </w:r>
-            <w:bookmarkStart w:id="0" w:name="_GoBack"/>
-            <w:bookmarkEnd w:id="0"/>
           </w:p>
         </w:tc>
       </w:tr>
